--- a/โครงงาน/08 บทที่ 1.docx
+++ b/โครงงาน/08 บทที่ 1.docx
@@ -4,49 +4,19 @@
   <w:body>
     <w:p>
       <w:pPr>
-        <w:spacing w:after="0"/>
-        <w:ind w:firstLine="0"/>
-        <w:jc w:val="center"/>
-        <w:rPr>
-          <w:rFonts w:cs="TH Sarabun New"/>
-          <w:b/>
-          <w:bCs/>
-          <w:sz w:val="40"/>
-          <w:szCs w:val="40"/>
-        </w:rPr>
-      </w:pPr>
-      <w:r>
-        <w:rPr>
-          <w:rFonts w:cs="TH Sarabun New"/>
-          <w:b/>
-          <w:bCs/>
-          <w:sz w:val="40"/>
-          <w:szCs w:val="40"/>
+        <w:pStyle w:val="Heading1"/>
+      </w:pPr>
+      <w:r>
+        <w:rPr>
           <w:cs/>
         </w:rPr>
         <w:t>บทที่ 1</w:t>
       </w:r>
-    </w:p>
-    <w:p>
-      <w:pPr>
-        <w:spacing w:after="0"/>
-        <w:ind w:firstLine="0"/>
-        <w:jc w:val="center"/>
-        <w:rPr>
-          <w:rFonts w:cs="TH Sarabun New"/>
-          <w:b/>
-          <w:bCs/>
-          <w:sz w:val="40"/>
-          <w:szCs w:val="40"/>
-        </w:rPr>
-      </w:pPr>
-      <w:r>
-        <w:rPr>
-          <w:rFonts w:cs="TH Sarabun New"/>
-          <w:b/>
-          <w:bCs/>
-          <w:sz w:val="40"/>
-          <w:szCs w:val="40"/>
+      <w:r>
+        <w:br/>
+      </w:r>
+      <w:r>
+        <w:rPr>
           <w:cs/>
         </w:rPr>
         <w:t>บทนำ</w:t>
@@ -54,33 +24,13 @@
     </w:p>
     <w:p>
       <w:pPr>
-        <w:spacing w:after="0"/>
-        <w:ind w:firstLine="0"/>
-        <w:rPr>
-          <w:rFonts w:cs="TH Sarabun New"/>
-          <w:b/>
-          <w:bCs/>
-          <w:sz w:val="36"/>
-          <w:szCs w:val="36"/>
-        </w:rPr>
-      </w:pPr>
-      <w:r>
-        <w:rPr>
-          <w:rFonts w:cs="TH Sarabun New"/>
-          <w:b/>
-          <w:bCs/>
-          <w:sz w:val="36"/>
-          <w:szCs w:val="36"/>
-        </w:rPr>
+        <w:pStyle w:val="Heading2"/>
+      </w:pPr>
+      <w:r>
         <w:t xml:space="preserve">1.1 </w:t>
       </w:r>
       <w:r>
         <w:rPr>
-          <w:rFonts w:cs="TH Sarabun New"/>
-          <w:b/>
-          <w:bCs/>
-          <w:sz w:val="36"/>
-          <w:szCs w:val="36"/>
           <w:cs/>
         </w:rPr>
         <w:t>ความเป็นมาและความสำคัญของโครงงาน</w:t>
@@ -226,33 +176,13 @@
     </w:p>
     <w:p>
       <w:pPr>
-        <w:spacing w:after="0"/>
-        <w:ind w:firstLine="0"/>
-        <w:rPr>
-          <w:rFonts w:cs="Cordia New"/>
-          <w:b/>
-          <w:bCs/>
-          <w:sz w:val="36"/>
-          <w:szCs w:val="32"/>
-        </w:rPr>
-      </w:pPr>
-      <w:r>
-        <w:rPr>
-          <w:rFonts w:cs="Cordia New"/>
-          <w:b/>
-          <w:bCs/>
-          <w:sz w:val="36"/>
-          <w:szCs w:val="32"/>
-        </w:rPr>
+        <w:pStyle w:val="Heading2"/>
+      </w:pPr>
+      <w:r>
         <w:t xml:space="preserve">1.2 </w:t>
       </w:r>
       <w:r>
         <w:rPr>
-          <w:rFonts w:cs="Cordia New"/>
-          <w:b/>
-          <w:bCs/>
-          <w:sz w:val="36"/>
-          <w:szCs w:val="32"/>
           <w:cs/>
         </w:rPr>
         <w:t>วัตถุประสงค์ของโครงงาน</w:t>
@@ -465,32 +395,40 @@
     <w:p>
       <w:pPr>
         <w:spacing w:after="0"/>
-        <w:ind w:firstLine="0"/>
-        <w:rPr>
-          <w:rFonts w:cs="Cordia New"/>
-          <w:b/>
-          <w:bCs/>
-          <w:sz w:val="36"/>
-          <w:szCs w:val="32"/>
-        </w:rPr>
-      </w:pPr>
-      <w:r>
-        <w:rPr>
-          <w:rFonts w:cs="Cordia New"/>
-          <w:b/>
-          <w:bCs/>
-          <w:sz w:val="36"/>
-          <w:szCs w:val="32"/>
-        </w:rPr>
+        <w:ind w:firstLine="720"/>
+        <w:rPr>
+          <w:rFonts w:cs="Cordia New"/>
+        </w:rPr>
+      </w:pPr>
+    </w:p>
+    <w:p>
+      <w:pPr>
+        <w:spacing w:after="0"/>
+        <w:ind w:firstLine="720"/>
+        <w:rPr>
+          <w:rFonts w:cs="Cordia New"/>
+        </w:rPr>
+      </w:pPr>
+    </w:p>
+    <w:p>
+      <w:pPr>
+        <w:spacing w:after="0"/>
+        <w:ind w:firstLine="720"/>
+        <w:rPr>
+          <w:rFonts w:cs="Cordia New"/>
+        </w:rPr>
+      </w:pPr>
+    </w:p>
+    <w:p>
+      <w:pPr>
+        <w:pStyle w:val="Heading2"/>
+      </w:pPr>
+      <w:r>
+        <w:lastRenderedPageBreak/>
         <w:t xml:space="preserve">1.3 </w:t>
       </w:r>
       <w:r>
         <w:rPr>
-          <w:rFonts w:cs="Cordia New"/>
-          <w:b/>
-          <w:bCs/>
-          <w:sz w:val="36"/>
-          <w:szCs w:val="32"/>
           <w:cs/>
         </w:rPr>
         <w:t>ขอบเขตของระบบงาน</w:t>
@@ -536,674 +474,744 @@
         <w:rPr>
           <w:rFonts w:cs="Cordia New"/>
         </w:rPr>
+        <w:t xml:space="preserve">1.3.1.1 </w:t>
+      </w:r>
+      <w:r>
+        <w:rPr>
+          <w:rFonts w:cs="Cordia New"/>
+        </w:rPr>
+        <w:t xml:space="preserve">Public Portal </w:t>
+      </w:r>
+      <w:r>
+        <w:rPr>
+          <w:rFonts w:cs="Cordia New"/>
+          <w:cs/>
+        </w:rPr>
+        <w:t xml:space="preserve">สำหรับประชาชนทั่วไป ประกอบด้วย </w:t>
+      </w:r>
+      <w:r>
+        <w:rPr>
+          <w:rFonts w:cs="Cordia New"/>
+        </w:rPr>
+        <w:t xml:space="preserve">Landing Page </w:t>
+      </w:r>
+      <w:r>
+        <w:rPr>
+          <w:rFonts w:cs="Cordia New"/>
+          <w:cs/>
+        </w:rPr>
+        <w:t xml:space="preserve">แสดงหน่วยงานที่ให้บริการ และ </w:t>
+      </w:r>
+      <w:r>
+        <w:rPr>
+          <w:rFonts w:cs="Cordia New"/>
+        </w:rPr>
+        <w:t xml:space="preserve">Chat Interface </w:t>
+      </w:r>
+      <w:r>
+        <w:rPr>
+          <w:rFonts w:cs="Cordia New"/>
+          <w:cs/>
+        </w:rPr>
+        <w:t>สำหรับสอบถามข้อมูล</w:t>
+      </w:r>
+    </w:p>
+    <w:p>
+      <w:pPr>
+        <w:spacing w:after="0"/>
+        <w:ind w:firstLine="1440"/>
+        <w:rPr>
+          <w:rFonts w:cs="Cordia New"/>
+        </w:rPr>
+      </w:pPr>
+      <w:r>
+        <w:rPr>
+          <w:rFonts w:cs="Cordia New"/>
+        </w:rPr>
+        <w:t xml:space="preserve">1.3.1.2 </w:t>
+      </w:r>
+      <w:r>
+        <w:rPr>
+          <w:rFonts w:cs="Cordia New"/>
+        </w:rPr>
+        <w:t xml:space="preserve">Admin Portal </w:t>
+      </w:r>
+      <w:r>
+        <w:rPr>
+          <w:rFonts w:cs="Cordia New"/>
+          <w:cs/>
+        </w:rPr>
+        <w:t xml:space="preserve">สำหรับเจ้าหน้าที่ ประกอบด้วย </w:t>
+      </w:r>
+      <w:r>
+        <w:rPr>
+          <w:rFonts w:cs="Cordia New"/>
+        </w:rPr>
+        <w:t xml:space="preserve">Dashboard, Agency Management (CRUD), Chat Interface </w:t>
+      </w:r>
+      <w:r>
+        <w:rPr>
+          <w:rFonts w:cs="Cordia New"/>
+          <w:cs/>
+        </w:rPr>
+        <w:t>ภายใน</w:t>
+      </w:r>
+      <w:r>
+        <w:rPr>
+          <w:rFonts w:cs="Cordia New"/>
+        </w:rPr>
+        <w:t xml:space="preserve">, </w:t>
+      </w:r>
+      <w:r>
+        <w:rPr>
+          <w:rFonts w:cs="Cordia New"/>
+          <w:cs/>
+        </w:rPr>
+        <w:t>ประวัติการสนทนา</w:t>
+      </w:r>
+    </w:p>
+    <w:p>
+      <w:pPr>
+        <w:spacing w:after="0"/>
+        <w:ind w:firstLine="1440"/>
+        <w:rPr>
+          <w:rFonts w:cs="Cordia New"/>
+        </w:rPr>
+      </w:pPr>
+      <w:r>
+        <w:rPr>
+          <w:rFonts w:cs="Cordia New"/>
+        </w:rPr>
+        <w:t xml:space="preserve">1.3.1.3 </w:t>
+      </w:r>
+      <w:r>
+        <w:rPr>
+          <w:rFonts w:cs="Cordia New"/>
+          <w:cs/>
+        </w:rPr>
+        <w:t xml:space="preserve">ระบบ </w:t>
+      </w:r>
+      <w:r>
+        <w:rPr>
+          <w:rFonts w:cs="Cordia New"/>
+        </w:rPr>
+        <w:t xml:space="preserve">Authentication </w:t>
+      </w:r>
+      <w:r>
+        <w:rPr>
+          <w:rFonts w:cs="Cordia New"/>
+          <w:cs/>
+        </w:rPr>
+        <w:t xml:space="preserve">ด้วย </w:t>
+      </w:r>
+      <w:r>
+        <w:rPr>
+          <w:rFonts w:cs="Cordia New"/>
+        </w:rPr>
+        <w:t xml:space="preserve">JWT </w:t>
+      </w:r>
+      <w:r>
+        <w:rPr>
+          <w:rFonts w:cs="Cordia New"/>
+          <w:cs/>
+        </w:rPr>
+        <w:t>สำหรับเจ้าหน้าที่ (</w:t>
+      </w:r>
+      <w:r>
+        <w:rPr>
+          <w:rFonts w:cs="Cordia New"/>
+        </w:rPr>
+        <w:t>Login, Signup, Reset Password)</w:t>
+      </w:r>
+    </w:p>
+    <w:p>
+      <w:pPr>
+        <w:spacing w:after="0"/>
+        <w:ind w:left="720" w:firstLine="720"/>
+        <w:rPr>
+          <w:rFonts w:cs="Cordia New"/>
+        </w:rPr>
+      </w:pPr>
+      <w:r>
+        <w:rPr>
+          <w:rFonts w:cs="Cordia New"/>
+        </w:rPr>
+        <w:t xml:space="preserve">1.3.1.4 </w:t>
+      </w:r>
+      <w:r>
+        <w:rPr>
+          <w:rFonts w:cs="Cordia New"/>
+          <w:cs/>
+        </w:rPr>
+        <w:t xml:space="preserve">รองรับ </w:t>
+      </w:r>
+      <w:r>
+        <w:rPr>
+          <w:rFonts w:cs="Cordia New"/>
+        </w:rPr>
+        <w:t>Responsive Design</w:t>
+      </w:r>
+    </w:p>
+    <w:p>
+      <w:pPr>
+        <w:spacing w:after="0"/>
+        <w:ind w:firstLine="720"/>
+        <w:rPr>
+          <w:rFonts w:cs="Cordia New"/>
+        </w:rPr>
+      </w:pPr>
+      <w:r>
+        <w:rPr>
+          <w:rFonts w:cs="Cordia New"/>
+        </w:rPr>
+        <w:t xml:space="preserve">1.3.2 </w:t>
+      </w:r>
+      <w:r>
+        <w:rPr>
+          <w:rFonts w:cs="Cordia New"/>
+          <w:cs/>
+        </w:rPr>
+        <w:t xml:space="preserve">ด้าน </w:t>
+      </w:r>
+      <w:r>
+        <w:rPr>
+          <w:rFonts w:cs="Cordia New"/>
+        </w:rPr>
+        <w:t>Backend</w:t>
+      </w:r>
+    </w:p>
+    <w:p>
+      <w:pPr>
+        <w:spacing w:after="0"/>
+        <w:ind w:left="720" w:firstLine="720"/>
+        <w:rPr>
+          <w:rFonts w:cs="Cordia New"/>
+        </w:rPr>
+      </w:pPr>
+      <w:r>
+        <w:rPr>
+          <w:rFonts w:cs="Cordia New"/>
+        </w:rPr>
+        <w:t xml:space="preserve">1.3.2.1 </w:t>
+      </w:r>
+      <w:r>
+        <w:rPr>
+          <w:rFonts w:cs="Cordia New"/>
+        </w:rPr>
+        <w:t xml:space="preserve">REST API </w:t>
+      </w:r>
+      <w:r>
+        <w:rPr>
+          <w:rFonts w:cs="Cordia New"/>
+          <w:cs/>
+        </w:rPr>
+        <w:t xml:space="preserve">ด้วย </w:t>
+      </w:r>
+      <w:proofErr w:type="spellStart"/>
+      <w:r>
+        <w:rPr>
+          <w:rFonts w:cs="Cordia New"/>
+        </w:rPr>
+        <w:t>FastAPI</w:t>
+      </w:r>
+      <w:proofErr w:type="spellEnd"/>
+      <w:r>
+        <w:rPr>
+          <w:rFonts w:cs="Cordia New"/>
+        </w:rPr>
+        <w:t xml:space="preserve"> (Python) </w:t>
+      </w:r>
+      <w:r>
+        <w:rPr>
+          <w:rFonts w:cs="Cordia New"/>
+          <w:cs/>
+        </w:rPr>
+        <w:t xml:space="preserve">รองรับ </w:t>
+      </w:r>
+      <w:r>
+        <w:rPr>
+          <w:rFonts w:cs="Cordia New"/>
+        </w:rPr>
+        <w:t>Async</w:t>
+      </w:r>
+    </w:p>
+    <w:p>
+      <w:pPr>
+        <w:spacing w:after="0"/>
+        <w:ind w:left="720" w:firstLine="720"/>
+        <w:rPr>
+          <w:rFonts w:cs="Cordia New"/>
+        </w:rPr>
+      </w:pPr>
+      <w:r>
+        <w:rPr>
+          <w:rFonts w:cs="Cordia New"/>
+        </w:rPr>
+        <w:t xml:space="preserve">1.3.2.2 </w:t>
+      </w:r>
+      <w:r>
+        <w:rPr>
+          <w:rFonts w:cs="Cordia New"/>
+          <w:cs/>
+        </w:rPr>
+        <w:t xml:space="preserve">ฐานข้อมูล </w:t>
+      </w:r>
+      <w:r>
+        <w:rPr>
+          <w:rFonts w:cs="Cordia New"/>
+        </w:rPr>
+        <w:t xml:space="preserve">PostgreSQL </w:t>
+      </w:r>
+      <w:r>
+        <w:rPr>
+          <w:rFonts w:cs="Cordia New"/>
+          <w:cs/>
+        </w:rPr>
+        <w:t xml:space="preserve">ผ่าน </w:t>
+      </w:r>
+      <w:r>
+        <w:rPr>
+          <w:rFonts w:cs="Cordia New"/>
+        </w:rPr>
+        <w:t>Tortoise ORM</w:t>
+      </w:r>
+    </w:p>
+    <w:p>
+      <w:pPr>
+        <w:spacing w:after="0"/>
+        <w:ind w:left="720" w:firstLine="720"/>
+        <w:rPr>
+          <w:rFonts w:cs="Cordia New"/>
+        </w:rPr>
+      </w:pPr>
+      <w:r>
+        <w:rPr>
+          <w:rFonts w:cs="Cordia New"/>
+        </w:rPr>
+        <w:t xml:space="preserve">1.3.2.3 </w:t>
+      </w:r>
+      <w:r>
+        <w:rPr>
+          <w:rFonts w:cs="Cordia New"/>
+          <w:cs/>
+        </w:rPr>
+        <w:t xml:space="preserve">ระบบ </w:t>
+      </w:r>
+      <w:r>
+        <w:rPr>
+          <w:rFonts w:cs="Cordia New"/>
+        </w:rPr>
+        <w:t xml:space="preserve">Chat </w:t>
+      </w:r>
+      <w:r>
+        <w:rPr>
+          <w:rFonts w:cs="Cordia New"/>
+          <w:cs/>
+        </w:rPr>
+        <w:t xml:space="preserve">ที่ใช้ </w:t>
+      </w:r>
+      <w:r>
+        <w:rPr>
+          <w:rFonts w:cs="Cordia New"/>
+        </w:rPr>
+        <w:t xml:space="preserve">Keyword-based Agency Detection </w:t>
+      </w:r>
+      <w:r>
+        <w:rPr>
+          <w:rFonts w:cs="Cordia New"/>
+          <w:cs/>
+        </w:rPr>
+        <w:t>สำหรับภาษาไทย</w:t>
+      </w:r>
+    </w:p>
+    <w:p>
+      <w:pPr>
+        <w:spacing w:after="0"/>
+        <w:ind w:firstLine="1440"/>
+        <w:rPr>
+          <w:rFonts w:cs="Cordia New"/>
+        </w:rPr>
+      </w:pPr>
+      <w:r>
+        <w:rPr>
+          <w:rFonts w:cs="Cordia New"/>
+        </w:rPr>
+        <w:t xml:space="preserve">1.3.2.4 </w:t>
+      </w:r>
+      <w:r>
+        <w:rPr>
+          <w:rFonts w:cs="Cordia New"/>
+        </w:rPr>
+        <w:t xml:space="preserve">Multi-Agent Routing </w:t>
+      </w:r>
+      <w:r>
+        <w:rPr>
+          <w:rFonts w:cs="Cordia New"/>
+          <w:cs/>
+        </w:rPr>
+        <w:t xml:space="preserve">ด้วย </w:t>
+      </w:r>
+      <w:proofErr w:type="spellStart"/>
+      <w:r>
+        <w:rPr>
+          <w:rFonts w:cs="Cordia New"/>
+        </w:rPr>
+        <w:t>LangGraph</w:t>
+      </w:r>
+      <w:proofErr w:type="spellEnd"/>
+      <w:r>
+        <w:rPr>
+          <w:rFonts w:cs="Cordia New"/>
+        </w:rPr>
+        <w:t xml:space="preserve"> </w:t>
+      </w:r>
+      <w:r>
+        <w:rPr>
+          <w:rFonts w:cs="Cordia New"/>
+          <w:cs/>
+        </w:rPr>
+        <w:t xml:space="preserve">สำหรับการ </w:t>
+      </w:r>
+      <w:r>
+        <w:rPr>
+          <w:rFonts w:cs="Cordia New"/>
+        </w:rPr>
+        <w:t xml:space="preserve">route </w:t>
+      </w:r>
+      <w:r>
+        <w:rPr>
+          <w:rFonts w:cs="Cordia New"/>
+          <w:cs/>
+        </w:rPr>
+        <w:t>คำถามไปยังหน่วยงานที่เกี่ยวข้อง</w:t>
+      </w:r>
+    </w:p>
+    <w:p>
+      <w:pPr>
+        <w:spacing w:after="0"/>
+        <w:ind w:left="720" w:firstLine="720"/>
+        <w:rPr>
+          <w:rFonts w:cs="Cordia New"/>
+        </w:rPr>
+      </w:pPr>
+      <w:r>
+        <w:rPr>
+          <w:rFonts w:cs="Cordia New"/>
+        </w:rPr>
+        <w:t xml:space="preserve">1.3.2.5 </w:t>
+      </w:r>
+      <w:r>
+        <w:rPr>
+          <w:rFonts w:cs="Cordia New"/>
+          <w:cs/>
+        </w:rPr>
+        <w:t xml:space="preserve">สังเคราะห์คำตอบผ่าน </w:t>
+      </w:r>
+      <w:r>
+        <w:rPr>
+          <w:rFonts w:cs="Cordia New"/>
+        </w:rPr>
+        <w:t>LLM (</w:t>
+      </w:r>
+      <w:proofErr w:type="spellStart"/>
+      <w:r>
+        <w:rPr>
+          <w:rFonts w:cs="Cordia New"/>
+        </w:rPr>
+        <w:t>OpenThai</w:t>
+      </w:r>
+      <w:proofErr w:type="spellEnd"/>
+      <w:r>
+        <w:rPr>
+          <w:rFonts w:cs="Cordia New"/>
+        </w:rPr>
+        <w:t xml:space="preserve"> GPT </w:t>
+      </w:r>
+      <w:r>
+        <w:rPr>
+          <w:rFonts w:cs="Cordia New"/>
+          <w:cs/>
+        </w:rPr>
+        <w:t xml:space="preserve">ผ่าน </w:t>
+      </w:r>
+      <w:r>
+        <w:rPr>
+          <w:rFonts w:cs="Cordia New"/>
+        </w:rPr>
+        <w:t>AI Gateway)</w:t>
+      </w:r>
+    </w:p>
+    <w:p>
+      <w:pPr>
+        <w:spacing w:after="0"/>
+        <w:ind w:firstLine="1440"/>
+        <w:rPr>
+          <w:rFonts w:cs="Cordia New"/>
+        </w:rPr>
+      </w:pPr>
+      <w:r>
+        <w:rPr>
+          <w:rFonts w:cs="Cordia New"/>
+        </w:rPr>
+        <w:t xml:space="preserve">1.3.2.6 </w:t>
+      </w:r>
+      <w:r>
+        <w:rPr>
+          <w:rFonts w:cs="Cordia New"/>
+        </w:rPr>
+        <w:t xml:space="preserve">MCP Server </w:t>
+      </w:r>
+      <w:r>
+        <w:rPr>
+          <w:rFonts w:cs="Cordia New"/>
+          <w:cs/>
+        </w:rPr>
+        <w:t xml:space="preserve">ด้วย </w:t>
+      </w:r>
+      <w:proofErr w:type="spellStart"/>
+      <w:r>
+        <w:rPr>
+          <w:rFonts w:cs="Cordia New"/>
+        </w:rPr>
+        <w:t>FastMCP</w:t>
+      </w:r>
+      <w:proofErr w:type="spellEnd"/>
+      <w:r>
+        <w:rPr>
+          <w:rFonts w:cs="Cordia New"/>
+        </w:rPr>
+        <w:t xml:space="preserve"> </w:t>
+      </w:r>
+      <w:r>
+        <w:rPr>
+          <w:rFonts w:cs="Cordia New"/>
+          <w:cs/>
+        </w:rPr>
+        <w:t xml:space="preserve">สำหรับเปิดเผย </w:t>
+      </w:r>
+      <w:r>
+        <w:rPr>
+          <w:rFonts w:cs="Cordia New"/>
+        </w:rPr>
+        <w:t xml:space="preserve">Agency Metadata </w:t>
+      </w:r>
+      <w:r>
+        <w:rPr>
+          <w:rFonts w:cs="Cordia New"/>
+          <w:cs/>
+        </w:rPr>
+        <w:t xml:space="preserve">ให้ </w:t>
+      </w:r>
+      <w:r>
+        <w:rPr>
+          <w:rFonts w:cs="Cordia New"/>
+        </w:rPr>
+        <w:t xml:space="preserve">LLM Client </w:t>
+      </w:r>
+      <w:r>
+        <w:rPr>
+          <w:rFonts w:cs="Cordia New"/>
+          <w:cs/>
+        </w:rPr>
+        <w:t>ภายนอก</w:t>
+      </w:r>
+    </w:p>
+    <w:p>
+      <w:pPr>
+        <w:spacing w:after="0"/>
+        <w:ind w:firstLine="720"/>
+        <w:rPr>
+          <w:rFonts w:cs="Cordia New"/>
+        </w:rPr>
+      </w:pPr>
+      <w:r>
+        <w:rPr>
+          <w:rFonts w:cs="Cordia New"/>
+        </w:rPr>
+        <w:t xml:space="preserve">1.3.3 </w:t>
+      </w:r>
+      <w:r>
+        <w:rPr>
+          <w:rFonts w:cs="Cordia New"/>
+          <w:cs/>
+        </w:rPr>
+        <w:t xml:space="preserve">ด้าน </w:t>
+      </w:r>
+      <w:r>
+        <w:rPr>
+          <w:rFonts w:cs="Cordia New"/>
+        </w:rPr>
+        <w:t>Infrastructure</w:t>
+      </w:r>
+    </w:p>
+    <w:p>
+      <w:pPr>
+        <w:spacing w:after="0"/>
+        <w:ind w:firstLine="1440"/>
+        <w:rPr>
+          <w:rFonts w:cs="Cordia New"/>
+        </w:rPr>
+      </w:pPr>
+      <w:r>
+        <w:rPr>
+          <w:rFonts w:cs="Cordia New"/>
+        </w:rPr>
+        <w:t xml:space="preserve">1.3.3.1 </w:t>
+      </w:r>
+      <w:r>
+        <w:rPr>
+          <w:rFonts w:cs="Cordia New"/>
+        </w:rPr>
+        <w:t xml:space="preserve">Docker Compose </w:t>
+      </w:r>
+      <w:r>
+        <w:rPr>
+          <w:rFonts w:cs="Cordia New"/>
+          <w:cs/>
+        </w:rPr>
+        <w:t xml:space="preserve">สำหรับ </w:t>
+      </w:r>
+      <w:r>
+        <w:rPr>
+          <w:rFonts w:cs="Cordia New"/>
+        </w:rPr>
+        <w:t>Container Orchestration (PostgreSQL, Backend, Nginx)</w:t>
+      </w:r>
+    </w:p>
+    <w:p>
+      <w:pPr>
+        <w:spacing w:after="0"/>
+        <w:ind w:left="720" w:firstLine="720"/>
+        <w:rPr>
+          <w:rFonts w:cs="Cordia New"/>
+        </w:rPr>
+      </w:pPr>
+      <w:r>
+        <w:rPr>
+          <w:rFonts w:cs="Cordia New"/>
+        </w:rPr>
+        <w:t xml:space="preserve">1.3.3.2 </w:t>
+      </w:r>
+      <w:r>
+        <w:rPr>
+          <w:rFonts w:cs="Cordia New"/>
+        </w:rPr>
+        <w:t xml:space="preserve">Nginx </w:t>
+      </w:r>
+      <w:r>
+        <w:rPr>
+          <w:rFonts w:cs="Cordia New"/>
+          <w:cs/>
+        </w:rPr>
+        <w:t xml:space="preserve">เป็น </w:t>
+      </w:r>
+      <w:r>
+        <w:rPr>
+          <w:rFonts w:cs="Cordia New"/>
+        </w:rPr>
+        <w:t>Reverse Proxy</w:t>
+      </w:r>
+    </w:p>
+    <w:p>
+      <w:pPr>
+        <w:spacing w:after="0"/>
+        <w:ind w:left="720" w:firstLine="720"/>
+        <w:rPr>
+          <w:rFonts w:cs="Cordia New"/>
+        </w:rPr>
+      </w:pPr>
+    </w:p>
+    <w:p>
+      <w:pPr>
+        <w:spacing w:after="0"/>
+        <w:ind w:left="720" w:firstLine="720"/>
+        <w:rPr>
+          <w:rFonts w:cs="Cordia New"/>
+        </w:rPr>
+      </w:pPr>
+    </w:p>
+    <w:p>
+      <w:pPr>
+        <w:spacing w:after="0"/>
+        <w:ind w:left="720" w:firstLine="720"/>
+        <w:rPr>
+          <w:rFonts w:cs="Cordia New"/>
+        </w:rPr>
+      </w:pPr>
+    </w:p>
+    <w:p>
+      <w:pPr>
+        <w:spacing w:after="0"/>
+        <w:ind w:left="720" w:firstLine="720"/>
+        <w:rPr>
+          <w:rFonts w:cs="Cordia New"/>
+        </w:rPr>
+      </w:pPr>
+    </w:p>
+    <w:p>
+      <w:pPr>
+        <w:spacing w:after="0"/>
+        <w:ind w:left="720" w:firstLine="720"/>
+        <w:rPr>
+          <w:rFonts w:cs="Cordia New"/>
+        </w:rPr>
+      </w:pPr>
+    </w:p>
+    <w:p>
+      <w:pPr>
+        <w:spacing w:after="0"/>
+        <w:ind w:left="720" w:firstLine="720"/>
+        <w:rPr>
+          <w:rFonts w:cs="Cordia New"/>
+        </w:rPr>
+      </w:pPr>
+    </w:p>
+    <w:p>
+      <w:pPr>
+        <w:spacing w:after="0"/>
+        <w:ind w:left="720" w:firstLine="720"/>
+        <w:rPr>
+          <w:rFonts w:cs="Cordia New"/>
+        </w:rPr>
+      </w:pPr>
+    </w:p>
+    <w:p>
+      <w:pPr>
+        <w:spacing w:after="0"/>
+        <w:ind w:left="720" w:firstLine="720"/>
+        <w:rPr>
+          <w:rFonts w:cs="Cordia New"/>
+        </w:rPr>
+      </w:pPr>
+    </w:p>
+    <w:p>
+      <w:pPr>
+        <w:spacing w:after="0"/>
+        <w:ind w:left="720" w:firstLine="720"/>
+        <w:rPr>
+          <w:rFonts w:cs="Cordia New"/>
+        </w:rPr>
+      </w:pPr>
+    </w:p>
+    <w:p>
+      <w:pPr>
+        <w:spacing w:after="0"/>
+        <w:ind w:left="720" w:firstLine="720"/>
+        <w:rPr>
+          <w:rFonts w:cs="Cordia New"/>
+        </w:rPr>
+      </w:pPr>
+    </w:p>
+    <w:p>
+      <w:pPr>
+        <w:pStyle w:val="Heading2"/>
+      </w:pPr>
+      <w:r>
         <w:lastRenderedPageBreak/>
-        <w:t xml:space="preserve">1.3.1.1 </w:t>
-      </w:r>
-      <w:r>
-        <w:rPr>
-          <w:rFonts w:cs="Cordia New"/>
-        </w:rPr>
-        <w:t xml:space="preserve">Public Portal </w:t>
-      </w:r>
-      <w:r>
-        <w:rPr>
-          <w:rFonts w:cs="Cordia New"/>
-          <w:cs/>
-        </w:rPr>
-        <w:t xml:space="preserve">สำหรับประชาชนทั่วไป ประกอบด้วย </w:t>
-      </w:r>
-      <w:r>
-        <w:rPr>
-          <w:rFonts w:cs="Cordia New"/>
-        </w:rPr>
-        <w:t xml:space="preserve">Landing Page </w:t>
-      </w:r>
-      <w:r>
-        <w:rPr>
-          <w:rFonts w:cs="Cordia New"/>
-          <w:cs/>
-        </w:rPr>
-        <w:t xml:space="preserve">แสดงหน่วยงานที่ให้บริการ และ </w:t>
-      </w:r>
-      <w:r>
-        <w:rPr>
-          <w:rFonts w:cs="Cordia New"/>
-        </w:rPr>
-        <w:t xml:space="preserve">Chat Interface </w:t>
-      </w:r>
-      <w:r>
-        <w:rPr>
-          <w:rFonts w:cs="Cordia New"/>
-          <w:cs/>
-        </w:rPr>
-        <w:t>สำหรับสอบถามข้อมูล</w:t>
-      </w:r>
-    </w:p>
-    <w:p>
-      <w:pPr>
-        <w:spacing w:after="0"/>
-        <w:ind w:firstLine="1440"/>
-        <w:rPr>
-          <w:rFonts w:cs="Cordia New"/>
-        </w:rPr>
-      </w:pPr>
-      <w:r>
-        <w:rPr>
-          <w:rFonts w:cs="Cordia New"/>
-        </w:rPr>
-        <w:t xml:space="preserve">1.3.1.2 </w:t>
-      </w:r>
-      <w:r>
-        <w:rPr>
-          <w:rFonts w:cs="Cordia New"/>
-        </w:rPr>
-        <w:t xml:space="preserve">Admin Portal </w:t>
-      </w:r>
-      <w:r>
-        <w:rPr>
-          <w:rFonts w:cs="Cordia New"/>
-          <w:cs/>
-        </w:rPr>
-        <w:t xml:space="preserve">สำหรับเจ้าหน้าที่ ประกอบด้วย </w:t>
-      </w:r>
-      <w:r>
-        <w:rPr>
-          <w:rFonts w:cs="Cordia New"/>
-        </w:rPr>
-        <w:t xml:space="preserve">Dashboard, Agency Management (CRUD), Chat Interface </w:t>
-      </w:r>
-      <w:r>
-        <w:rPr>
-          <w:rFonts w:cs="Cordia New"/>
-          <w:cs/>
-        </w:rPr>
-        <w:t>ภายใน</w:t>
-      </w:r>
-      <w:r>
-        <w:rPr>
-          <w:rFonts w:cs="Cordia New"/>
-        </w:rPr>
-        <w:t xml:space="preserve">, </w:t>
-      </w:r>
-      <w:r>
-        <w:rPr>
-          <w:rFonts w:cs="Cordia New"/>
-          <w:cs/>
-        </w:rPr>
-        <w:t>ประวัติการสนทนา</w:t>
-      </w:r>
-    </w:p>
-    <w:p>
-      <w:pPr>
-        <w:spacing w:after="0"/>
-        <w:ind w:firstLine="1440"/>
-        <w:rPr>
-          <w:rFonts w:cs="Cordia New"/>
-        </w:rPr>
-      </w:pPr>
-      <w:r>
-        <w:rPr>
-          <w:rFonts w:cs="Cordia New"/>
-        </w:rPr>
-        <w:t xml:space="preserve">1.3.1.3 </w:t>
-      </w:r>
-      <w:r>
-        <w:rPr>
-          <w:rFonts w:cs="Cordia New"/>
-          <w:cs/>
-        </w:rPr>
-        <w:t xml:space="preserve">ระบบ </w:t>
-      </w:r>
-      <w:r>
-        <w:rPr>
-          <w:rFonts w:cs="Cordia New"/>
-        </w:rPr>
-        <w:t xml:space="preserve">Authentication </w:t>
-      </w:r>
-      <w:r>
-        <w:rPr>
-          <w:rFonts w:cs="Cordia New"/>
-          <w:cs/>
-        </w:rPr>
-        <w:t xml:space="preserve">ด้วย </w:t>
-      </w:r>
-      <w:r>
-        <w:rPr>
-          <w:rFonts w:cs="Cordia New"/>
-        </w:rPr>
-        <w:t xml:space="preserve">JWT </w:t>
-      </w:r>
-      <w:r>
-        <w:rPr>
-          <w:rFonts w:cs="Cordia New"/>
-          <w:cs/>
-        </w:rPr>
-        <w:t>สำหรับเจ้าหน้าที่ (</w:t>
-      </w:r>
-      <w:r>
-        <w:rPr>
-          <w:rFonts w:cs="Cordia New"/>
-        </w:rPr>
-        <w:t>Login, Signup, Reset Password)</w:t>
-      </w:r>
-    </w:p>
-    <w:p>
-      <w:pPr>
-        <w:spacing w:after="0"/>
-        <w:ind w:left="720" w:firstLine="720"/>
-        <w:rPr>
-          <w:rFonts w:cs="Cordia New"/>
-        </w:rPr>
-      </w:pPr>
-      <w:r>
-        <w:rPr>
-          <w:rFonts w:cs="Cordia New"/>
-        </w:rPr>
-        <w:t xml:space="preserve">1.3.1.4 </w:t>
-      </w:r>
-      <w:r>
-        <w:rPr>
-          <w:rFonts w:cs="Cordia New"/>
-          <w:cs/>
-        </w:rPr>
-        <w:t xml:space="preserve">รองรับ </w:t>
-      </w:r>
-      <w:r>
-        <w:rPr>
-          <w:rFonts w:cs="Cordia New"/>
-        </w:rPr>
-        <w:t>Responsive Design</w:t>
-      </w:r>
-    </w:p>
-    <w:p>
-      <w:pPr>
-        <w:spacing w:after="0"/>
-        <w:ind w:firstLine="720"/>
-        <w:rPr>
-          <w:rFonts w:cs="Cordia New"/>
-        </w:rPr>
-      </w:pPr>
-      <w:r>
-        <w:rPr>
-          <w:rFonts w:cs="Cordia New"/>
-        </w:rPr>
-        <w:t xml:space="preserve">1.3.2 </w:t>
-      </w:r>
-      <w:r>
-        <w:rPr>
-          <w:rFonts w:cs="Cordia New"/>
-          <w:cs/>
-        </w:rPr>
-        <w:t xml:space="preserve">ด้าน </w:t>
-      </w:r>
-      <w:r>
-        <w:rPr>
-          <w:rFonts w:cs="Cordia New"/>
-        </w:rPr>
-        <w:t>Backend</w:t>
-      </w:r>
-    </w:p>
-    <w:p>
-      <w:pPr>
-        <w:spacing w:after="0"/>
-        <w:ind w:left="720" w:firstLine="720"/>
-        <w:rPr>
-          <w:rFonts w:cs="Cordia New"/>
-        </w:rPr>
-      </w:pPr>
-      <w:r>
-        <w:rPr>
-          <w:rFonts w:cs="Cordia New"/>
-        </w:rPr>
-        <w:t xml:space="preserve">1.3.2.1 </w:t>
-      </w:r>
-      <w:r>
-        <w:rPr>
-          <w:rFonts w:cs="Cordia New"/>
-        </w:rPr>
-        <w:t xml:space="preserve">REST API </w:t>
-      </w:r>
-      <w:r>
-        <w:rPr>
-          <w:rFonts w:cs="Cordia New"/>
-          <w:cs/>
-        </w:rPr>
-        <w:t xml:space="preserve">ด้วย </w:t>
-      </w:r>
-      <w:proofErr w:type="spellStart"/>
-      <w:r>
-        <w:rPr>
-          <w:rFonts w:cs="Cordia New"/>
-        </w:rPr>
-        <w:t>FastAPI</w:t>
-      </w:r>
-      <w:proofErr w:type="spellEnd"/>
-      <w:r>
-        <w:rPr>
-          <w:rFonts w:cs="Cordia New"/>
-        </w:rPr>
-        <w:t xml:space="preserve"> (Python) </w:t>
-      </w:r>
-      <w:r>
-        <w:rPr>
-          <w:rFonts w:cs="Cordia New"/>
-          <w:cs/>
-        </w:rPr>
-        <w:t xml:space="preserve">รองรับ </w:t>
-      </w:r>
-      <w:r>
-        <w:rPr>
-          <w:rFonts w:cs="Cordia New"/>
-        </w:rPr>
-        <w:t>Async</w:t>
-      </w:r>
-    </w:p>
-    <w:p>
-      <w:pPr>
-        <w:spacing w:after="0"/>
-        <w:ind w:left="720" w:firstLine="720"/>
-        <w:rPr>
-          <w:rFonts w:cs="Cordia New"/>
-        </w:rPr>
-      </w:pPr>
-      <w:r>
-        <w:rPr>
-          <w:rFonts w:cs="Cordia New"/>
-        </w:rPr>
-        <w:t xml:space="preserve">1.3.2.2 </w:t>
-      </w:r>
-      <w:r>
-        <w:rPr>
-          <w:rFonts w:cs="Cordia New"/>
-          <w:cs/>
-        </w:rPr>
-        <w:t xml:space="preserve">ฐานข้อมูล </w:t>
-      </w:r>
-      <w:r>
-        <w:rPr>
-          <w:rFonts w:cs="Cordia New"/>
-        </w:rPr>
-        <w:t xml:space="preserve">PostgreSQL </w:t>
-      </w:r>
-      <w:r>
-        <w:rPr>
-          <w:rFonts w:cs="Cordia New"/>
-          <w:cs/>
-        </w:rPr>
-        <w:t xml:space="preserve">ผ่าน </w:t>
-      </w:r>
-      <w:r>
-        <w:rPr>
-          <w:rFonts w:cs="Cordia New"/>
-        </w:rPr>
-        <w:t>Tortoise ORM</w:t>
-      </w:r>
-    </w:p>
-    <w:p>
-      <w:pPr>
-        <w:spacing w:after="0"/>
-        <w:ind w:left="720" w:firstLine="720"/>
-        <w:rPr>
-          <w:rFonts w:cs="Cordia New"/>
-        </w:rPr>
-      </w:pPr>
-      <w:r>
-        <w:rPr>
-          <w:rFonts w:cs="Cordia New"/>
-        </w:rPr>
-        <w:t xml:space="preserve">1.3.2.3 </w:t>
-      </w:r>
-      <w:r>
-        <w:rPr>
-          <w:rFonts w:cs="Cordia New"/>
-          <w:cs/>
-        </w:rPr>
-        <w:t xml:space="preserve">ระบบ </w:t>
-      </w:r>
-      <w:r>
-        <w:rPr>
-          <w:rFonts w:cs="Cordia New"/>
-        </w:rPr>
-        <w:t xml:space="preserve">Chat </w:t>
-      </w:r>
-      <w:r>
-        <w:rPr>
-          <w:rFonts w:cs="Cordia New"/>
-          <w:cs/>
-        </w:rPr>
-        <w:t xml:space="preserve">ที่ใช้ </w:t>
-      </w:r>
-      <w:r>
-        <w:rPr>
-          <w:rFonts w:cs="Cordia New"/>
-        </w:rPr>
-        <w:t xml:space="preserve">Keyword-based Agency Detection </w:t>
-      </w:r>
-      <w:r>
-        <w:rPr>
-          <w:rFonts w:cs="Cordia New"/>
-          <w:cs/>
-        </w:rPr>
-        <w:t>สำหรับภาษาไทย</w:t>
-      </w:r>
-    </w:p>
-    <w:p>
-      <w:pPr>
-        <w:spacing w:after="0"/>
-        <w:ind w:firstLine="1440"/>
-        <w:rPr>
-          <w:rFonts w:cs="Cordia New"/>
-        </w:rPr>
-      </w:pPr>
-      <w:r>
-        <w:rPr>
-          <w:rFonts w:cs="Cordia New"/>
-        </w:rPr>
-        <w:t xml:space="preserve">1.3.2.4 </w:t>
-      </w:r>
-      <w:r>
-        <w:rPr>
-          <w:rFonts w:cs="Cordia New"/>
-        </w:rPr>
-        <w:t xml:space="preserve">Multi-Agent Routing </w:t>
-      </w:r>
-      <w:r>
-        <w:rPr>
-          <w:rFonts w:cs="Cordia New"/>
-          <w:cs/>
-        </w:rPr>
-        <w:t xml:space="preserve">ด้วย </w:t>
-      </w:r>
-      <w:proofErr w:type="spellStart"/>
-      <w:r>
-        <w:rPr>
-          <w:rFonts w:cs="Cordia New"/>
-        </w:rPr>
-        <w:t>LangGraph</w:t>
-      </w:r>
-      <w:proofErr w:type="spellEnd"/>
-      <w:r>
-        <w:rPr>
-          <w:rFonts w:cs="Cordia New"/>
-        </w:rPr>
-        <w:t xml:space="preserve"> </w:t>
-      </w:r>
-      <w:r>
-        <w:rPr>
-          <w:rFonts w:cs="Cordia New"/>
-          <w:cs/>
-        </w:rPr>
-        <w:t xml:space="preserve">สำหรับการ </w:t>
-      </w:r>
-      <w:r>
-        <w:rPr>
-          <w:rFonts w:cs="Cordia New"/>
-        </w:rPr>
-        <w:t xml:space="preserve">route </w:t>
-      </w:r>
-      <w:r>
-        <w:rPr>
-          <w:rFonts w:cs="Cordia New"/>
-          <w:cs/>
-        </w:rPr>
-        <w:t>คำถามไปยังหน่วยงานที่เกี่ยวข้อง</w:t>
-      </w:r>
-    </w:p>
-    <w:p>
-      <w:pPr>
-        <w:spacing w:after="0"/>
-        <w:ind w:left="720" w:firstLine="720"/>
-        <w:rPr>
-          <w:rFonts w:cs="Cordia New"/>
-        </w:rPr>
-      </w:pPr>
-      <w:r>
-        <w:rPr>
-          <w:rFonts w:cs="Cordia New"/>
-        </w:rPr>
-        <w:t xml:space="preserve">1.3.2.5 </w:t>
-      </w:r>
-      <w:r>
-        <w:rPr>
-          <w:rFonts w:cs="Cordia New"/>
-          <w:cs/>
-        </w:rPr>
-        <w:t xml:space="preserve">สังเคราะห์คำตอบผ่าน </w:t>
-      </w:r>
-      <w:r>
-        <w:rPr>
-          <w:rFonts w:cs="Cordia New"/>
-        </w:rPr>
-        <w:t>LLM (</w:t>
-      </w:r>
-      <w:proofErr w:type="spellStart"/>
-      <w:r>
-        <w:rPr>
-          <w:rFonts w:cs="Cordia New"/>
-        </w:rPr>
-        <w:t>OpenThai</w:t>
-      </w:r>
-      <w:proofErr w:type="spellEnd"/>
-      <w:r>
-        <w:rPr>
-          <w:rFonts w:cs="Cordia New"/>
-        </w:rPr>
-        <w:t xml:space="preserve"> GPT </w:t>
-      </w:r>
-      <w:r>
-        <w:rPr>
-          <w:rFonts w:cs="Cordia New"/>
-          <w:cs/>
-        </w:rPr>
-        <w:t xml:space="preserve">ผ่าน </w:t>
-      </w:r>
-      <w:r>
-        <w:rPr>
-          <w:rFonts w:cs="Cordia New"/>
-        </w:rPr>
-        <w:t>AI Gateway)</w:t>
-      </w:r>
-    </w:p>
-    <w:p>
-      <w:pPr>
-        <w:spacing w:after="0"/>
-        <w:ind w:firstLine="1440"/>
-        <w:rPr>
-          <w:rFonts w:cs="Cordia New"/>
-        </w:rPr>
-      </w:pPr>
-      <w:r>
-        <w:rPr>
-          <w:rFonts w:cs="Cordia New"/>
-        </w:rPr>
-        <w:t xml:space="preserve">1.3.2.6 </w:t>
-      </w:r>
-      <w:r>
-        <w:rPr>
-          <w:rFonts w:cs="Cordia New"/>
-        </w:rPr>
-        <w:t xml:space="preserve">MCP Server </w:t>
-      </w:r>
-      <w:r>
-        <w:rPr>
-          <w:rFonts w:cs="Cordia New"/>
-          <w:cs/>
-        </w:rPr>
-        <w:t xml:space="preserve">ด้วย </w:t>
-      </w:r>
-      <w:proofErr w:type="spellStart"/>
-      <w:r>
-        <w:rPr>
-          <w:rFonts w:cs="Cordia New"/>
-        </w:rPr>
-        <w:t>FastMCP</w:t>
-      </w:r>
-      <w:proofErr w:type="spellEnd"/>
-      <w:r>
-        <w:rPr>
-          <w:rFonts w:cs="Cordia New"/>
-        </w:rPr>
-        <w:t xml:space="preserve"> </w:t>
-      </w:r>
-      <w:r>
-        <w:rPr>
-          <w:rFonts w:cs="Cordia New"/>
-          <w:cs/>
-        </w:rPr>
-        <w:t xml:space="preserve">สำหรับเปิดเผย </w:t>
-      </w:r>
-      <w:r>
-        <w:rPr>
-          <w:rFonts w:cs="Cordia New"/>
-        </w:rPr>
-        <w:t xml:space="preserve">Agency Metadata </w:t>
-      </w:r>
-      <w:r>
-        <w:rPr>
-          <w:rFonts w:cs="Cordia New"/>
-          <w:cs/>
-        </w:rPr>
-        <w:t xml:space="preserve">ให้ </w:t>
-      </w:r>
-      <w:r>
-        <w:rPr>
-          <w:rFonts w:cs="Cordia New"/>
-        </w:rPr>
-        <w:t xml:space="preserve">LLM Client </w:t>
-      </w:r>
-      <w:r>
-        <w:rPr>
-          <w:rFonts w:cs="Cordia New"/>
-          <w:cs/>
-        </w:rPr>
-        <w:t>ภายนอก</w:t>
-      </w:r>
-    </w:p>
-    <w:p>
-      <w:pPr>
-        <w:spacing w:after="0"/>
-        <w:ind w:firstLine="720"/>
-        <w:rPr>
-          <w:rFonts w:cs="Cordia New"/>
-        </w:rPr>
-      </w:pPr>
-      <w:r>
-        <w:rPr>
-          <w:rFonts w:cs="Cordia New"/>
-        </w:rPr>
-        <w:t xml:space="preserve">1.3.3 </w:t>
-      </w:r>
-      <w:r>
-        <w:rPr>
-          <w:rFonts w:cs="Cordia New"/>
-          <w:cs/>
-        </w:rPr>
-        <w:t xml:space="preserve">ด้าน </w:t>
-      </w:r>
-      <w:r>
-        <w:rPr>
-          <w:rFonts w:cs="Cordia New"/>
-        </w:rPr>
-        <w:t>Infrastructure</w:t>
-      </w:r>
-    </w:p>
-    <w:p>
-      <w:pPr>
-        <w:spacing w:after="0"/>
-        <w:ind w:firstLine="1440"/>
-        <w:rPr>
-          <w:rFonts w:cs="Cordia New"/>
-        </w:rPr>
-      </w:pPr>
-      <w:r>
-        <w:rPr>
-          <w:rFonts w:cs="Cordia New"/>
-        </w:rPr>
-        <w:t xml:space="preserve">1.3.3.1 </w:t>
-      </w:r>
-      <w:r>
-        <w:rPr>
-          <w:rFonts w:cs="Cordia New"/>
-        </w:rPr>
-        <w:t xml:space="preserve">Docker Compose </w:t>
-      </w:r>
-      <w:r>
-        <w:rPr>
-          <w:rFonts w:cs="Cordia New"/>
-          <w:cs/>
-        </w:rPr>
-        <w:t xml:space="preserve">สำหรับ </w:t>
-      </w:r>
-      <w:r>
-        <w:rPr>
-          <w:rFonts w:cs="Cordia New"/>
-        </w:rPr>
-        <w:t>Container Orchestration (PostgreSQL, Backend, Nginx)</w:t>
-      </w:r>
-    </w:p>
-    <w:p>
-      <w:pPr>
-        <w:spacing w:after="0"/>
-        <w:ind w:left="720" w:firstLine="720"/>
-        <w:rPr>
-          <w:rFonts w:cs="Cordia New"/>
-        </w:rPr>
-      </w:pPr>
-      <w:r>
-        <w:rPr>
-          <w:rFonts w:cs="Cordia New"/>
-        </w:rPr>
-        <w:t xml:space="preserve">1.3.3.2 </w:t>
-      </w:r>
-      <w:r>
-        <w:rPr>
-          <w:rFonts w:cs="Cordia New"/>
-        </w:rPr>
-        <w:t xml:space="preserve">Nginx </w:t>
-      </w:r>
-      <w:r>
-        <w:rPr>
-          <w:rFonts w:cs="Cordia New"/>
-          <w:cs/>
-        </w:rPr>
-        <w:t xml:space="preserve">เป็น </w:t>
-      </w:r>
-      <w:r>
-        <w:rPr>
-          <w:rFonts w:cs="Cordia New"/>
-        </w:rPr>
-        <w:t>Reverse Proxy</w:t>
-      </w:r>
-    </w:p>
-    <w:p>
-      <w:pPr>
-        <w:spacing w:after="0"/>
-        <w:ind w:firstLine="0"/>
-        <w:rPr>
-          <w:rFonts w:cs="Cordia New"/>
-          <w:b/>
-          <w:bCs/>
-          <w:sz w:val="36"/>
-          <w:szCs w:val="32"/>
-        </w:rPr>
-      </w:pPr>
-      <w:r>
-        <w:rPr>
-          <w:rFonts w:cs="Cordia New"/>
-          <w:b/>
-          <w:bCs/>
-          <w:sz w:val="36"/>
-          <w:szCs w:val="32"/>
-        </w:rPr>
         <w:t xml:space="preserve">1.4 </w:t>
       </w:r>
       <w:r>
         <w:rPr>
-          <w:rFonts w:cs="Cordia New"/>
-          <w:b/>
-          <w:bCs/>
-          <w:sz w:val="36"/>
-          <w:szCs w:val="32"/>
           <w:cs/>
         </w:rPr>
         <w:t>ระยะเวลาการดำเนินงาน</w:t>
@@ -2747,37 +2755,1277 @@
     </w:p>
     <w:p>
       <w:pPr>
+        <w:pStyle w:val="Heading2"/>
+      </w:pPr>
+      <w:r>
+        <w:t xml:space="preserve">1.5 </w:t>
+      </w:r>
+      <w:r>
+        <w:rPr>
+          <w:cs/>
+        </w:rPr>
+        <w:t>เครื่องมือที่ใช้ในการสร้างและพัฒนาระบบ</w:t>
+      </w:r>
+    </w:p>
+    <w:p>
+      <w:pPr>
+        <w:spacing w:after="0"/>
+        <w:ind w:firstLine="720"/>
+        <w:rPr>
+          <w:rFonts w:cs="Cordia New"/>
+        </w:rPr>
+      </w:pPr>
+      <w:r>
+        <w:rPr>
+          <w:rFonts w:cs="Cordia New"/>
+        </w:rPr>
+        <w:t xml:space="preserve">1.5.1 </w:t>
+      </w:r>
+      <w:r>
+        <w:rPr>
+          <w:rFonts w:cs="Cordia New"/>
+          <w:cs/>
+        </w:rPr>
+        <w:t>เครื่องมือที่ใช้ในการพัฒนาซอฟต์แวร์ (</w:t>
+      </w:r>
+      <w:r>
+        <w:rPr>
+          <w:rFonts w:cs="Cordia New"/>
+        </w:rPr>
+        <w:t>Development Tools)</w:t>
+      </w:r>
+    </w:p>
+    <w:p>
+      <w:pPr>
+        <w:spacing w:after="0"/>
+        <w:ind w:firstLine="1440"/>
+        <w:rPr>
+          <w:rFonts w:cs="Cordia New"/>
+        </w:rPr>
+      </w:pPr>
+      <w:r>
+        <w:rPr>
+          <w:rFonts w:cs="Cordia New"/>
+        </w:rPr>
+        <w:t xml:space="preserve">1.5.1.1 </w:t>
+      </w:r>
+      <w:r>
+        <w:rPr>
+          <w:rFonts w:cs="Cordia New"/>
+        </w:rPr>
+        <w:t xml:space="preserve">Visual Studio Code (VS Code): </w:t>
+      </w:r>
+      <w:r>
+        <w:rPr>
+          <w:rFonts w:cs="Cordia New"/>
+          <w:cs/>
+        </w:rPr>
+        <w:t xml:space="preserve">ใช้เป็น </w:t>
+      </w:r>
+      <w:r>
+        <w:rPr>
+          <w:rFonts w:cs="Cordia New"/>
+        </w:rPr>
+        <w:t xml:space="preserve">IDE (Integrated Development Environment) </w:t>
+      </w:r>
+      <w:r>
+        <w:rPr>
+          <w:rFonts w:cs="Cordia New"/>
+          <w:cs/>
+        </w:rPr>
+        <w:t>หลักในการเขียนและแก้ไขรหัสต้นฉบับ</w:t>
+      </w:r>
+    </w:p>
+    <w:p>
+      <w:pPr>
+        <w:spacing w:after="0"/>
+        <w:ind w:firstLine="1440"/>
+        <w:rPr>
+          <w:rFonts w:cs="Cordia New"/>
+        </w:rPr>
+      </w:pPr>
+      <w:r>
+        <w:rPr>
+          <w:rFonts w:cs="Cordia New"/>
+        </w:rPr>
+        <w:t xml:space="preserve">1.5.1.2 </w:t>
+      </w:r>
+      <w:r>
+        <w:rPr>
+          <w:rFonts w:cs="Cordia New"/>
+        </w:rPr>
+        <w:t xml:space="preserve">Git &amp; GitHub: </w:t>
+      </w:r>
+      <w:r>
+        <w:rPr>
+          <w:rFonts w:cs="Cordia New"/>
+          <w:cs/>
+        </w:rPr>
+        <w:t>ใช้สำหรับการควบคุมเวอร์ชันของรหัสต้นฉบับ (</w:t>
+      </w:r>
+      <w:r>
+        <w:rPr>
+          <w:rFonts w:cs="Cordia New"/>
+        </w:rPr>
+        <w:t xml:space="preserve">Version Control) </w:t>
+      </w:r>
+      <w:r>
+        <w:rPr>
+          <w:rFonts w:cs="Cordia New"/>
+          <w:cs/>
+        </w:rPr>
+        <w:t>และการทำงานร่วมกัน</w:t>
+      </w:r>
+    </w:p>
+    <w:p>
+      <w:pPr>
+        <w:spacing w:after="0"/>
+        <w:ind w:firstLine="1440"/>
+        <w:rPr>
+          <w:rFonts w:cs="Cordia New"/>
+        </w:rPr>
+      </w:pPr>
+      <w:r>
+        <w:rPr>
+          <w:rFonts w:cs="Cordia New"/>
+        </w:rPr>
+        <w:t xml:space="preserve">1.5.1.3 </w:t>
+      </w:r>
+      <w:r>
+        <w:rPr>
+          <w:rFonts w:cs="Cordia New"/>
+        </w:rPr>
+        <w:t xml:space="preserve">Docker &amp; Docker Compose: </w:t>
+      </w:r>
+      <w:r>
+        <w:rPr>
+          <w:rFonts w:cs="Cordia New"/>
+          <w:cs/>
+        </w:rPr>
+        <w:t>ใช้สำหรับสร้างสภาวะแวดล้อมจำลอง (</w:t>
+      </w:r>
+      <w:r>
+        <w:rPr>
+          <w:rFonts w:cs="Cordia New"/>
+        </w:rPr>
+        <w:t xml:space="preserve">Containerization) </w:t>
+      </w:r>
+      <w:r>
+        <w:rPr>
+          <w:rFonts w:cs="Cordia New"/>
+          <w:cs/>
+        </w:rPr>
+        <w:t>เพื่อให้ระบบทำงานได้เหมือนกันในทุกสภาพแวดล้อม</w:t>
+      </w:r>
+    </w:p>
+    <w:p>
+      <w:pPr>
+        <w:spacing w:after="0"/>
+        <w:ind w:firstLine="1440"/>
+        <w:rPr>
+          <w:rFonts w:cs="Cordia New"/>
+        </w:rPr>
+      </w:pPr>
+      <w:r>
+        <w:rPr>
+          <w:rFonts w:cs="Cordia New"/>
+        </w:rPr>
+        <w:t xml:space="preserve">1.5.1.4 </w:t>
+      </w:r>
+      <w:r>
+        <w:rPr>
+          <w:rFonts w:cs="Cordia New"/>
+        </w:rPr>
+        <w:t xml:space="preserve">Postman / Swagger UI: </w:t>
+      </w:r>
+      <w:r>
+        <w:rPr>
+          <w:rFonts w:cs="Cordia New"/>
+          <w:cs/>
+        </w:rPr>
+        <w:t>ใช้สำหรับการทดสอบจุดเชื่อมต่อ (</w:t>
+      </w:r>
+      <w:r>
+        <w:rPr>
+          <w:rFonts w:cs="Cordia New"/>
+        </w:rPr>
+        <w:t xml:space="preserve">API Endpoints) </w:t>
+      </w:r>
+      <w:r>
+        <w:rPr>
+          <w:rFonts w:cs="Cordia New"/>
+          <w:cs/>
+        </w:rPr>
+        <w:t xml:space="preserve">ของระบบ </w:t>
+      </w:r>
+      <w:r>
+        <w:rPr>
+          <w:rFonts w:cs="Cordia New"/>
+        </w:rPr>
+        <w:t>Backend</w:t>
+      </w:r>
+    </w:p>
+    <w:p>
+      <w:pPr>
+        <w:spacing w:after="0"/>
+        <w:ind w:firstLine="720"/>
+        <w:rPr>
+          <w:rFonts w:cs="Cordia New"/>
+        </w:rPr>
+      </w:pPr>
+      <w:r>
+        <w:rPr>
+          <w:rFonts w:cs="Cordia New"/>
+        </w:rPr>
+        <w:t xml:space="preserve">1.5.2 </w:t>
+      </w:r>
+      <w:r>
+        <w:rPr>
+          <w:rFonts w:cs="Cordia New"/>
+          <w:cs/>
+        </w:rPr>
+        <w:t>เทคโนโลยีด้านหน้าบ้าน (</w:t>
+      </w:r>
+      <w:r>
+        <w:rPr>
+          <w:rFonts w:cs="Cordia New"/>
+        </w:rPr>
+        <w:t>Frontend Technologies)</w:t>
+      </w:r>
+    </w:p>
+    <w:p>
+      <w:pPr>
+        <w:spacing w:after="0"/>
+        <w:ind w:left="720" w:firstLine="720"/>
+        <w:rPr>
+          <w:rFonts w:cs="Cordia New"/>
+        </w:rPr>
+      </w:pPr>
+      <w:r>
+        <w:rPr>
+          <w:rFonts w:cs="Cordia New"/>
+        </w:rPr>
+        <w:t xml:space="preserve">1.5.2.1 </w:t>
+      </w:r>
+      <w:r>
+        <w:rPr>
+          <w:rFonts w:cs="Cordia New"/>
+        </w:rPr>
+        <w:t xml:space="preserve">React 18: </w:t>
+      </w:r>
+      <w:r>
+        <w:rPr>
+          <w:rFonts w:cs="Cordia New"/>
+          <w:cs/>
+        </w:rPr>
+        <w:t>ไลบรารีหลักในการสร้างส่วนติดต่อผู้ใช้ (</w:t>
+      </w:r>
+      <w:r>
+        <w:rPr>
+          <w:rFonts w:cs="Cordia New"/>
+        </w:rPr>
+        <w:t xml:space="preserve">UI) </w:t>
+      </w:r>
+      <w:r>
+        <w:rPr>
+          <w:rFonts w:cs="Cordia New"/>
+          <w:cs/>
+        </w:rPr>
+        <w:t xml:space="preserve">แบบ </w:t>
+      </w:r>
+      <w:r>
+        <w:rPr>
+          <w:rFonts w:cs="Cordia New"/>
+        </w:rPr>
+        <w:t>Component-based</w:t>
+      </w:r>
+    </w:p>
+    <w:p>
+      <w:pPr>
+        <w:spacing w:after="0"/>
+        <w:ind w:firstLine="1440"/>
+        <w:rPr>
+          <w:rFonts w:cs="Cordia New"/>
+        </w:rPr>
+      </w:pPr>
+      <w:r>
+        <w:rPr>
+          <w:rFonts w:cs="Cordia New"/>
+        </w:rPr>
+        <w:t xml:space="preserve">1.5.2.2 </w:t>
+      </w:r>
+      <w:r>
+        <w:rPr>
+          <w:rFonts w:cs="Cordia New"/>
+        </w:rPr>
+        <w:t xml:space="preserve">TypeScript: </w:t>
+      </w:r>
+      <w:r>
+        <w:rPr>
+          <w:rFonts w:cs="Cordia New"/>
+          <w:cs/>
+        </w:rPr>
+        <w:t>ภาษาที่ใช้ในการพัฒนาเพื่อเพิ่มความปลอดภัยด้านข้อมูล (</w:t>
+      </w:r>
+      <w:r>
+        <w:rPr>
+          <w:rFonts w:cs="Cordia New"/>
+        </w:rPr>
+        <w:t>Type Safety)</w:t>
+      </w:r>
+    </w:p>
+    <w:p>
+      <w:pPr>
+        <w:spacing w:after="0"/>
+        <w:ind w:firstLine="1440"/>
+        <w:rPr>
+          <w:rFonts w:cs="Cordia New"/>
+        </w:rPr>
+      </w:pPr>
+      <w:r>
+        <w:rPr>
+          <w:rFonts w:cs="Cordia New"/>
+        </w:rPr>
+        <w:t>1.5.2.3</w:t>
+      </w:r>
+      <w:r>
+        <w:rPr>
+          <w:rFonts w:cs="Cordia New"/>
+        </w:rPr>
+        <w:t xml:space="preserve"> </w:t>
+      </w:r>
+      <w:proofErr w:type="spellStart"/>
+      <w:r>
+        <w:rPr>
+          <w:rFonts w:cs="Cordia New"/>
+        </w:rPr>
+        <w:t>Vite</w:t>
+      </w:r>
+      <w:proofErr w:type="spellEnd"/>
+      <w:r>
+        <w:rPr>
+          <w:rFonts w:cs="Cordia New"/>
+        </w:rPr>
+        <w:t xml:space="preserve">: </w:t>
+      </w:r>
+      <w:r>
+        <w:rPr>
+          <w:rFonts w:cs="Cordia New"/>
+          <w:cs/>
+        </w:rPr>
+        <w:t xml:space="preserve">เครื่องมือสำหรับการ </w:t>
+      </w:r>
+      <w:r>
+        <w:rPr>
+          <w:rFonts w:cs="Cordia New"/>
+        </w:rPr>
+        <w:t xml:space="preserve">Build </w:t>
+      </w:r>
+      <w:r>
+        <w:rPr>
+          <w:rFonts w:cs="Cordia New"/>
+          <w:cs/>
+        </w:rPr>
+        <w:t xml:space="preserve">และรันระบบ </w:t>
+      </w:r>
+      <w:r>
+        <w:rPr>
+          <w:rFonts w:cs="Cordia New"/>
+        </w:rPr>
+        <w:t xml:space="preserve">Frontend </w:t>
+      </w:r>
+      <w:r>
+        <w:rPr>
+          <w:rFonts w:cs="Cordia New"/>
+          <w:cs/>
+        </w:rPr>
+        <w:t>ที่มีความรวดเร็วสูง</w:t>
+      </w:r>
+    </w:p>
+    <w:p>
+      <w:pPr>
+        <w:spacing w:after="0"/>
+        <w:ind w:firstLine="1440"/>
+        <w:rPr>
+          <w:rFonts w:cs="Cordia New"/>
+        </w:rPr>
+      </w:pPr>
+      <w:r>
+        <w:rPr>
+          <w:rFonts w:cs="Cordia New"/>
+        </w:rPr>
+        <w:t xml:space="preserve">1.5.2.4 </w:t>
+      </w:r>
+      <w:proofErr w:type="spellStart"/>
+      <w:r>
+        <w:rPr>
+          <w:rFonts w:cs="Cordia New"/>
+        </w:rPr>
+        <w:t>TailwindCSS</w:t>
+      </w:r>
+      <w:proofErr w:type="spellEnd"/>
+      <w:r>
+        <w:rPr>
+          <w:rFonts w:cs="Cordia New"/>
+        </w:rPr>
+        <w:t xml:space="preserve"> &amp; </w:t>
+      </w:r>
+      <w:proofErr w:type="spellStart"/>
+      <w:r>
+        <w:rPr>
+          <w:rFonts w:cs="Cordia New"/>
+        </w:rPr>
+        <w:t>shadcn</w:t>
+      </w:r>
+      <w:proofErr w:type="spellEnd"/>
+      <w:r>
+        <w:rPr>
+          <w:rFonts w:cs="Cordia New"/>
+        </w:rPr>
+        <w:t>/</w:t>
+      </w:r>
+      <w:proofErr w:type="spellStart"/>
+      <w:r>
+        <w:rPr>
+          <w:rFonts w:cs="Cordia New"/>
+        </w:rPr>
+        <w:t>ui</w:t>
+      </w:r>
+      <w:proofErr w:type="spellEnd"/>
+      <w:r>
+        <w:rPr>
+          <w:rFonts w:cs="Cordia New"/>
+        </w:rPr>
+        <w:t xml:space="preserve">: </w:t>
+      </w:r>
+      <w:r>
+        <w:rPr>
+          <w:rFonts w:cs="Cordia New"/>
+          <w:cs/>
+        </w:rPr>
+        <w:t xml:space="preserve">เฟรมเวิร์กและชุดเครื่องมือสำหรับการออกแบบ </w:t>
+      </w:r>
+      <w:r>
+        <w:rPr>
+          <w:rFonts w:cs="Cordia New"/>
+        </w:rPr>
+        <w:t xml:space="preserve">Interface </w:t>
+      </w:r>
+      <w:r>
+        <w:rPr>
+          <w:rFonts w:cs="Cordia New"/>
+          <w:cs/>
+        </w:rPr>
+        <w:t>ให้มีความสวยงามและรองรับทุกขนาดหน้าจอ (</w:t>
+      </w:r>
+      <w:r>
+        <w:rPr>
+          <w:rFonts w:cs="Cordia New"/>
+        </w:rPr>
+        <w:t>Responsive Design)</w:t>
+      </w:r>
+    </w:p>
+    <w:p>
+      <w:pPr>
+        <w:spacing w:after="0"/>
+        <w:ind w:firstLine="1440"/>
+        <w:rPr>
+          <w:rFonts w:cs="Cordia New"/>
+        </w:rPr>
+      </w:pPr>
+      <w:r>
+        <w:rPr>
+          <w:rFonts w:cs="Cordia New"/>
+        </w:rPr>
+        <w:t xml:space="preserve">1.5.2.5 </w:t>
+      </w:r>
+      <w:proofErr w:type="spellStart"/>
+      <w:r>
+        <w:rPr>
+          <w:rFonts w:cs="Cordia New"/>
+        </w:rPr>
+        <w:t>TanStack</w:t>
+      </w:r>
+      <w:proofErr w:type="spellEnd"/>
+      <w:r>
+        <w:rPr>
+          <w:rFonts w:cs="Cordia New"/>
+        </w:rPr>
+        <w:t xml:space="preserve"> React Query: </w:t>
+      </w:r>
+      <w:r>
+        <w:rPr>
+          <w:rFonts w:cs="Cordia New"/>
+          <w:cs/>
+        </w:rPr>
+        <w:t xml:space="preserve">ใช้สำหรับการจัดการสถานะและการดึงข้อมูลจาก </w:t>
+      </w:r>
+      <w:r>
+        <w:rPr>
+          <w:rFonts w:cs="Cordia New"/>
+        </w:rPr>
+        <w:t>API (Data Fetching &amp; State Management)</w:t>
+      </w:r>
+    </w:p>
+    <w:p>
+      <w:pPr>
+        <w:spacing w:after="0"/>
+        <w:ind w:firstLine="720"/>
+        <w:rPr>
+          <w:rFonts w:cs="Cordia New"/>
+        </w:rPr>
+      </w:pPr>
+      <w:r>
+        <w:rPr>
+          <w:rFonts w:cs="Cordia New"/>
+        </w:rPr>
+        <w:lastRenderedPageBreak/>
+        <w:t xml:space="preserve">1.5.3 </w:t>
+      </w:r>
+      <w:r>
+        <w:rPr>
+          <w:rFonts w:cs="Cordia New"/>
+          <w:cs/>
+        </w:rPr>
+        <w:t>เทคโนโลยีด้านหลังบ้าน (</w:t>
+      </w:r>
+      <w:r>
+        <w:rPr>
+          <w:rFonts w:cs="Cordia New"/>
+        </w:rPr>
+        <w:t>Backend Technologies)</w:t>
+      </w:r>
+    </w:p>
+    <w:p>
+      <w:pPr>
+        <w:spacing w:after="0"/>
+        <w:ind w:firstLine="1440"/>
+        <w:rPr>
+          <w:rFonts w:cs="Cordia New"/>
+        </w:rPr>
+      </w:pPr>
+      <w:r>
+        <w:rPr>
+          <w:rFonts w:cs="Cordia New"/>
+        </w:rPr>
+        <w:t xml:space="preserve">1.5.3.1 </w:t>
+      </w:r>
+      <w:proofErr w:type="spellStart"/>
+      <w:r>
+        <w:rPr>
+          <w:rFonts w:cs="Cordia New"/>
+        </w:rPr>
+        <w:t>FastAPI</w:t>
+      </w:r>
+      <w:proofErr w:type="spellEnd"/>
+      <w:r>
+        <w:rPr>
+          <w:rFonts w:cs="Cordia New"/>
+        </w:rPr>
+        <w:t xml:space="preserve"> (Python): </w:t>
+      </w:r>
+      <w:r>
+        <w:rPr>
+          <w:rFonts w:cs="Cordia New"/>
+          <w:cs/>
+        </w:rPr>
+        <w:t>เว็บเฟรมเวิร์กประสิทธิภาพสูงที่รองรับการทำงานแบบไม่ประสานเวลา (</w:t>
+      </w:r>
+      <w:r>
+        <w:rPr>
+          <w:rFonts w:cs="Cordia New"/>
+        </w:rPr>
+        <w:t>Async)</w:t>
+      </w:r>
+    </w:p>
+    <w:p>
+      <w:pPr>
+        <w:spacing w:after="0"/>
+        <w:ind w:firstLine="1440"/>
+        <w:rPr>
+          <w:rFonts w:cs="Cordia New"/>
+        </w:rPr>
+      </w:pPr>
+      <w:r>
+        <w:rPr>
+          <w:rFonts w:cs="Cordia New"/>
+        </w:rPr>
+        <w:t xml:space="preserve">1.5.3.2 </w:t>
+      </w:r>
+      <w:r>
+        <w:rPr>
+          <w:rFonts w:cs="Cordia New"/>
+        </w:rPr>
+        <w:t xml:space="preserve">Tortoise ORM: </w:t>
+      </w:r>
+      <w:r>
+        <w:rPr>
+          <w:rFonts w:cs="Cordia New"/>
+          <w:cs/>
+        </w:rPr>
+        <w:t xml:space="preserve">เครื่องมือสำหรับจัดการฐานข้อมูลในรูปแบบ </w:t>
+      </w:r>
+      <w:r>
+        <w:rPr>
+          <w:rFonts w:cs="Cordia New"/>
+        </w:rPr>
+        <w:t xml:space="preserve">Object-Relational Mapping (ORM) </w:t>
+      </w:r>
+      <w:r>
+        <w:rPr>
+          <w:rFonts w:cs="Cordia New"/>
+          <w:cs/>
+        </w:rPr>
+        <w:t xml:space="preserve">ที่ทำงานแบบ </w:t>
+      </w:r>
+      <w:r>
+        <w:rPr>
+          <w:rFonts w:cs="Cordia New"/>
+        </w:rPr>
+        <w:t>Async</w:t>
+      </w:r>
+    </w:p>
+    <w:p>
+      <w:pPr>
+        <w:spacing w:after="0"/>
+        <w:ind w:firstLine="1440"/>
+        <w:rPr>
+          <w:rFonts w:cs="Cordia New"/>
+        </w:rPr>
+      </w:pPr>
+      <w:r>
+        <w:rPr>
+          <w:rFonts w:cs="Cordia New"/>
+        </w:rPr>
+        <w:t xml:space="preserve">1.5.3.3 </w:t>
+      </w:r>
+      <w:r>
+        <w:rPr>
+          <w:rFonts w:cs="Cordia New"/>
+        </w:rPr>
+        <w:t xml:space="preserve">PostgreSQL 16: </w:t>
+      </w:r>
+      <w:r>
+        <w:rPr>
+          <w:rFonts w:cs="Cordia New"/>
+          <w:cs/>
+        </w:rPr>
+        <w:t>ระบบจัดการฐานข้อมูลเชิงสัมพันธ์หลักของโครงการ</w:t>
+      </w:r>
+    </w:p>
+    <w:p>
+      <w:pPr>
+        <w:spacing w:after="0"/>
+        <w:ind w:firstLine="1440"/>
+        <w:rPr>
+          <w:rFonts w:cs="Cordia New"/>
+        </w:rPr>
+      </w:pPr>
+      <w:r>
+        <w:rPr>
+          <w:rFonts w:cs="Cordia New"/>
+        </w:rPr>
+        <w:t xml:space="preserve">1.5.3.4 </w:t>
+      </w:r>
+      <w:r>
+        <w:rPr>
+          <w:rFonts w:cs="Cordia New"/>
+        </w:rPr>
+        <w:t xml:space="preserve">JWT (JSON Web Token): </w:t>
+      </w:r>
+      <w:r>
+        <w:rPr>
+          <w:rFonts w:cs="Cordia New"/>
+          <w:cs/>
+        </w:rPr>
+        <w:t>มาตรฐานสำหรับการยืนยันตัวตนของผู้ใช้ (</w:t>
+      </w:r>
+      <w:r>
+        <w:rPr>
+          <w:rFonts w:cs="Cordia New"/>
+        </w:rPr>
+        <w:t>Authentication)</w:t>
+      </w:r>
+    </w:p>
+    <w:p>
+      <w:pPr>
+        <w:spacing w:after="0"/>
+        <w:ind w:firstLine="720"/>
+        <w:rPr>
+          <w:rFonts w:cs="Cordia New"/>
+        </w:rPr>
+      </w:pPr>
+      <w:r>
+        <w:rPr>
+          <w:rFonts w:cs="Cordia New"/>
+        </w:rPr>
+        <w:t xml:space="preserve">1.5.4 </w:t>
+      </w:r>
+      <w:r>
+        <w:rPr>
+          <w:rFonts w:cs="Cordia New"/>
+          <w:cs/>
+        </w:rPr>
+        <w:t>เทคโนโลยีด้านปัญญาประดิษฐ์ (</w:t>
+      </w:r>
+      <w:r>
+        <w:rPr>
+          <w:rFonts w:cs="Cordia New"/>
+        </w:rPr>
+        <w:t>AI &amp; Machine Learning)</w:t>
+      </w:r>
+    </w:p>
+    <w:p>
+      <w:pPr>
+        <w:spacing w:after="0"/>
+        <w:ind w:firstLine="1440"/>
+        <w:rPr>
+          <w:rFonts w:cs="Cordia New"/>
+        </w:rPr>
+      </w:pPr>
+      <w:r>
+        <w:rPr>
+          <w:rFonts w:cs="Cordia New"/>
+        </w:rPr>
+        <w:t xml:space="preserve">1.5.4.1 </w:t>
+      </w:r>
+      <w:proofErr w:type="spellStart"/>
+      <w:r>
+        <w:rPr>
+          <w:rFonts w:cs="Cordia New"/>
+        </w:rPr>
+        <w:t>LangGraph</w:t>
+      </w:r>
+      <w:proofErr w:type="spellEnd"/>
+      <w:r>
+        <w:rPr>
+          <w:rFonts w:cs="Cordia New"/>
+        </w:rPr>
+        <w:t xml:space="preserve">: </w:t>
+      </w:r>
+      <w:r>
+        <w:rPr>
+          <w:rFonts w:cs="Cordia New"/>
+          <w:cs/>
+        </w:rPr>
+        <w:t xml:space="preserve">เฟรมเวิร์กสำหรับสร้างขั้นตอนการทำงานของ </w:t>
+      </w:r>
+      <w:r>
+        <w:rPr>
+          <w:rFonts w:cs="Cordia New"/>
+        </w:rPr>
+        <w:t xml:space="preserve">AI Agent (Agent Workflow) </w:t>
+      </w:r>
+      <w:r>
+        <w:rPr>
+          <w:rFonts w:cs="Cordia New"/>
+          <w:cs/>
+        </w:rPr>
+        <w:t>ที่ซับซ้อน</w:t>
+      </w:r>
+    </w:p>
+    <w:p>
+      <w:pPr>
+        <w:spacing w:after="0"/>
+        <w:ind w:firstLine="1440"/>
+        <w:rPr>
+          <w:rFonts w:cs="Cordia New"/>
+        </w:rPr>
+      </w:pPr>
+      <w:r>
+        <w:rPr>
+          <w:rFonts w:cs="Cordia New"/>
+        </w:rPr>
+        <w:t xml:space="preserve">1.5.4.2 </w:t>
+      </w:r>
+      <w:proofErr w:type="spellStart"/>
+      <w:r>
+        <w:rPr>
+          <w:rFonts w:cs="Cordia New"/>
+        </w:rPr>
+        <w:t>LangChain</w:t>
+      </w:r>
+      <w:proofErr w:type="spellEnd"/>
+      <w:r>
+        <w:rPr>
+          <w:rFonts w:cs="Cordia New"/>
+        </w:rPr>
+        <w:t xml:space="preserve">: </w:t>
+      </w:r>
+      <w:r>
+        <w:rPr>
+          <w:rFonts w:cs="Cordia New"/>
+          <w:cs/>
+        </w:rPr>
+        <w:t xml:space="preserve">ชุดเครื่องมือสำหรับเชื่อมต่อ </w:t>
+      </w:r>
+      <w:r>
+        <w:rPr>
+          <w:rFonts w:cs="Cordia New"/>
+        </w:rPr>
+        <w:t xml:space="preserve">LLM </w:t>
+      </w:r>
+      <w:r>
+        <w:rPr>
+          <w:rFonts w:cs="Cordia New"/>
+          <w:cs/>
+        </w:rPr>
+        <w:t>เข้ากับข้อมูลและเครื่องมือภายนอก</w:t>
+      </w:r>
+    </w:p>
+    <w:p>
+      <w:pPr>
+        <w:spacing w:after="0"/>
+        <w:ind w:firstLine="1440"/>
+        <w:rPr>
+          <w:rFonts w:cs="Cordia New"/>
+        </w:rPr>
+      </w:pPr>
+      <w:r>
+        <w:rPr>
+          <w:rFonts w:cs="Cordia New"/>
+        </w:rPr>
+        <w:t xml:space="preserve">1.5.4.3 </w:t>
+      </w:r>
+      <w:r>
+        <w:rPr>
+          <w:rFonts w:cs="Cordia New"/>
+        </w:rPr>
+        <w:t xml:space="preserve">Model Context Protocol (MCP): </w:t>
+      </w:r>
+      <w:r>
+        <w:rPr>
+          <w:rFonts w:cs="Cordia New"/>
+          <w:cs/>
+        </w:rPr>
+        <w:t xml:space="preserve">โปรโตคอลมาตรฐานสำหรับการเชื่อมต่อ </w:t>
+      </w:r>
+      <w:r>
+        <w:rPr>
+          <w:rFonts w:cs="Cordia New"/>
+        </w:rPr>
+        <w:t xml:space="preserve">AI </w:t>
+      </w:r>
+      <w:r>
+        <w:rPr>
+          <w:rFonts w:cs="Cordia New"/>
+          <w:cs/>
+        </w:rPr>
+        <w:t>เข้ากับแหล่งข้อมูลจากหน่วยงาน</w:t>
+      </w:r>
+    </w:p>
+    <w:p>
+      <w:pPr>
+        <w:spacing w:after="0"/>
+        <w:ind w:firstLine="720"/>
+        <w:rPr>
+          <w:rFonts w:cs="Cordia New"/>
+        </w:rPr>
+      </w:pPr>
+      <w:r>
+        <w:rPr>
+          <w:rFonts w:cs="Cordia New"/>
+        </w:rPr>
+        <w:t xml:space="preserve">1.5.5 </w:t>
+      </w:r>
+      <w:r>
+        <w:rPr>
+          <w:rFonts w:cs="Cordia New"/>
+          <w:cs/>
+        </w:rPr>
+        <w:t>เครื่องมือบริหารจัดการโปรเจกต์ (</w:t>
+      </w:r>
+      <w:r>
+        <w:rPr>
+          <w:rFonts w:cs="Cordia New"/>
+        </w:rPr>
+        <w:t>Infrastructure &amp; Dependency Management)</w:t>
+      </w:r>
+    </w:p>
+    <w:p>
+      <w:pPr>
+        <w:spacing w:after="0"/>
+        <w:ind w:left="720" w:firstLine="720"/>
+        <w:rPr>
+          <w:rFonts w:cs="Cordia New"/>
+        </w:rPr>
+      </w:pPr>
+      <w:r>
+        <w:rPr>
+          <w:rFonts w:cs="Cordia New"/>
+        </w:rPr>
+        <w:t xml:space="preserve">1.5.5.1 </w:t>
+      </w:r>
+      <w:proofErr w:type="spellStart"/>
+      <w:r>
+        <w:rPr>
+          <w:rFonts w:cs="Cordia New"/>
+        </w:rPr>
+        <w:t>uv</w:t>
+      </w:r>
+      <w:proofErr w:type="spellEnd"/>
+      <w:r>
+        <w:rPr>
+          <w:rFonts w:cs="Cordia New"/>
+        </w:rPr>
+        <w:t xml:space="preserve">: </w:t>
+      </w:r>
+      <w:r>
+        <w:rPr>
+          <w:rFonts w:cs="Cordia New"/>
+          <w:cs/>
+        </w:rPr>
+        <w:t xml:space="preserve">เครื่องมือจัดการไลบรารีและสภาพแวดล้อมของ </w:t>
+      </w:r>
+      <w:r>
+        <w:rPr>
+          <w:rFonts w:cs="Cordia New"/>
+        </w:rPr>
+        <w:t xml:space="preserve">Python </w:t>
+      </w:r>
+      <w:r>
+        <w:rPr>
+          <w:rFonts w:cs="Cordia New"/>
+          <w:cs/>
+        </w:rPr>
+        <w:t>ที่มีความเร็วสูง</w:t>
+      </w:r>
+    </w:p>
+    <w:p>
+      <w:pPr>
+        <w:spacing w:after="0"/>
+        <w:ind w:left="720" w:firstLine="720"/>
+        <w:rPr>
+          <w:rFonts w:cs="Cordia New"/>
+        </w:rPr>
+      </w:pPr>
+      <w:r>
+        <w:rPr>
+          <w:rFonts w:cs="Cordia New"/>
+        </w:rPr>
+        <w:t xml:space="preserve">1.5.5.2 </w:t>
+      </w:r>
+      <w:proofErr w:type="spellStart"/>
+      <w:r>
+        <w:rPr>
+          <w:rFonts w:cs="Cordia New"/>
+        </w:rPr>
+        <w:t>npm</w:t>
+      </w:r>
+      <w:proofErr w:type="spellEnd"/>
+      <w:r>
+        <w:rPr>
+          <w:rFonts w:cs="Cordia New"/>
+        </w:rPr>
+        <w:t xml:space="preserve"> / bun: </w:t>
+      </w:r>
+      <w:r>
+        <w:rPr>
+          <w:rFonts w:cs="Cordia New"/>
+          <w:cs/>
+        </w:rPr>
+        <w:t xml:space="preserve">เครื่องมือจัดการไลบรารีของฝั่ง </w:t>
+      </w:r>
+      <w:r>
+        <w:rPr>
+          <w:rFonts w:cs="Cordia New"/>
+        </w:rPr>
+        <w:t>JavaScript/TypeScript</w:t>
+      </w:r>
+    </w:p>
+    <w:p>
+      <w:pPr>
+        <w:spacing w:after="0"/>
+        <w:ind w:firstLine="1440"/>
+        <w:rPr>
+          <w:rFonts w:cs="Cordia New"/>
+        </w:rPr>
+      </w:pPr>
+      <w:r>
+        <w:rPr>
+          <w:rFonts w:cs="Cordia New"/>
+        </w:rPr>
+        <w:t xml:space="preserve">1.5.5.3 </w:t>
+      </w:r>
+      <w:r>
+        <w:rPr>
+          <w:rFonts w:cs="Cordia New"/>
+        </w:rPr>
+        <w:t xml:space="preserve">Nginx: </w:t>
+      </w:r>
+      <w:r>
+        <w:rPr>
+          <w:rFonts w:cs="Cordia New"/>
+          <w:cs/>
+        </w:rPr>
+        <w:t xml:space="preserve">ทำหน้าที่เป็น </w:t>
+      </w:r>
+      <w:r>
+        <w:rPr>
+          <w:rFonts w:cs="Cordia New"/>
+        </w:rPr>
+        <w:t xml:space="preserve">Reverse Proxy </w:t>
+      </w:r>
+      <w:r>
+        <w:rPr>
+          <w:rFonts w:cs="Cordia New"/>
+          <w:cs/>
+        </w:rPr>
+        <w:t>เพื่อส่งต่อคำขอจากผู้ใช้ไปยังบริการต่าง ๆ อย่างปลอดภัย</w:t>
+      </w:r>
+    </w:p>
+    <w:p>
+      <w:pPr>
+        <w:pStyle w:val="Heading2"/>
+      </w:pPr>
+      <w:r>
+        <w:t xml:space="preserve">1.6 </w:t>
+      </w:r>
+      <w:r>
+        <w:rPr>
+          <w:cs/>
+        </w:rPr>
+        <w:t>ประโยชน์ที่ได้รับ</w:t>
+      </w:r>
+    </w:p>
+    <w:p>
+      <w:pPr>
         <w:spacing w:after="0"/>
         <w:ind w:firstLine="0"/>
         <w:rPr>
           <w:rFonts w:cs="Cordia New"/>
-          <w:b/>
-          <w:bCs/>
-          <w:sz w:val="36"/>
-          <w:szCs w:val="32"/>
-        </w:rPr>
-      </w:pPr>
-      <w:r>
-        <w:rPr>
-          <w:rFonts w:cs="Cordia New"/>
-          <w:b/>
-          <w:bCs/>
-          <w:sz w:val="36"/>
-          <w:szCs w:val="32"/>
-        </w:rPr>
+        </w:rPr>
+      </w:pPr>
+      <w:r>
+        <w:rPr>
+          <w:rFonts w:cs="Cordia New"/>
+        </w:rPr>
+        <w:tab/>
+      </w:r>
+      <w:r>
+        <w:rPr>
+          <w:rFonts w:cs="Cordia New"/>
+        </w:rPr>
+        <w:t xml:space="preserve">1.6.1 </w:t>
+      </w:r>
+      <w:r>
+        <w:rPr>
+          <w:rFonts w:cs="Cordia New"/>
+          <w:cs/>
+        </w:rPr>
+        <w:t>ประชาชนสามารถสอบถามข้อมูลจากหลายหน่วยงานภาครัฐได้ผ่านจุดเดียว โดยไม่ต้องเข้าเว็บไซต์แต่ละหน่วยงานแยกกัน</w:t>
+      </w:r>
+    </w:p>
+    <w:p>
+      <w:pPr>
+        <w:spacing w:after="0"/>
+        <w:ind w:firstLine="720"/>
+        <w:rPr>
+          <w:rFonts w:cs="Cordia New"/>
+        </w:rPr>
+      </w:pPr>
+      <w:r>
+        <w:rPr>
+          <w:rFonts w:cs="Cordia New"/>
+        </w:rPr>
+        <w:t xml:space="preserve">1.6.2 </w:t>
+      </w:r>
+      <w:r>
+        <w:rPr>
+          <w:rFonts w:cs="Cordia New"/>
+          <w:cs/>
+        </w:rPr>
+        <w:t>ลดภาระงานของเจ้าหน้าที่ในการตอบคำถามที่ซ้ำ ๆ จากประชาชน</w:t>
+      </w:r>
+    </w:p>
+    <w:p>
+      <w:pPr>
+        <w:spacing w:after="0"/>
+        <w:ind w:firstLine="720"/>
+        <w:rPr>
+          <w:rFonts w:cs="Cordia New"/>
+        </w:rPr>
+      </w:pPr>
+      <w:r>
+        <w:rPr>
+          <w:rFonts w:cs="Cordia New"/>
+        </w:rPr>
+        <w:t xml:space="preserve">1.6.3 </w:t>
+      </w:r>
+      <w:r>
+        <w:rPr>
+          <w:rFonts w:cs="Cordia New"/>
+          <w:cs/>
+        </w:rPr>
+        <w:t xml:space="preserve">หน่วยงานภาครัฐสามารถวิเคราะห์ความต้องการของประชาชนผ่าน </w:t>
+      </w:r>
+      <w:r>
+        <w:rPr>
+          <w:rFonts w:cs="Cordia New"/>
+        </w:rPr>
+        <w:t xml:space="preserve">Dashboard </w:t>
+      </w:r>
+      <w:r>
+        <w:rPr>
+          <w:rFonts w:cs="Cordia New"/>
+          <w:cs/>
+        </w:rPr>
+        <w:t xml:space="preserve">และ </w:t>
+      </w:r>
+      <w:r>
+        <w:rPr>
+          <w:rFonts w:cs="Cordia New"/>
+        </w:rPr>
+        <w:t>Feedback Analytics</w:t>
+      </w:r>
+    </w:p>
+    <w:p>
+      <w:pPr>
+        <w:spacing w:after="0"/>
+        <w:ind w:firstLine="720"/>
+        <w:rPr>
+          <w:rFonts w:cs="Cordia New"/>
+        </w:rPr>
+      </w:pPr>
+      <w:r>
+        <w:rPr>
+          <w:rFonts w:cs="Cordia New"/>
+        </w:rPr>
+        <w:t xml:space="preserve">1.6.4 </w:t>
+      </w:r>
+      <w:r>
+        <w:rPr>
+          <w:rFonts w:cs="Cordia New"/>
+          <w:cs/>
+        </w:rPr>
+        <w:t>เป็นต้นแบบ (</w:t>
+      </w:r>
+      <w:r>
+        <w:rPr>
+          <w:rFonts w:cs="Cordia New"/>
+        </w:rPr>
+        <w:t xml:space="preserve">Prototype) </w:t>
+      </w:r>
+      <w:r>
+        <w:rPr>
+          <w:rFonts w:cs="Cordia New"/>
+          <w:cs/>
+        </w:rPr>
+        <w:t xml:space="preserve">ของระบบ </w:t>
+      </w:r>
+      <w:r>
+        <w:rPr>
+          <w:rFonts w:cs="Cordia New"/>
+        </w:rPr>
+        <w:t xml:space="preserve">AI Chatbot </w:t>
+      </w:r>
+      <w:r>
+        <w:rPr>
+          <w:rFonts w:cs="Cordia New"/>
+          <w:cs/>
+        </w:rPr>
+        <w:t>ภาครัฐที่สามารถต่อยอดเพื่อใช้งานจริงได้ในอนาคต</w:t>
+      </w:r>
+    </w:p>
+    <w:p>
+      <w:pPr>
+        <w:spacing w:after="0"/>
+        <w:ind w:firstLine="720"/>
+        <w:rPr>
+          <w:rFonts w:cs="Cordia New"/>
+        </w:rPr>
+      </w:pPr>
+      <w:r>
+        <w:rPr>
+          <w:rFonts w:cs="Cordia New"/>
+        </w:rPr>
+        <w:t xml:space="preserve">1.6.5 </w:t>
+      </w:r>
+      <w:r>
+        <w:rPr>
+          <w:rFonts w:cs="Cordia New"/>
+          <w:cs/>
+        </w:rPr>
+        <w:t xml:space="preserve">ได้เรียนรู้และประยุกต์ใช้เทคโนโลยีสมัยใหม่ ได้แก่ </w:t>
+      </w:r>
+      <w:proofErr w:type="spellStart"/>
+      <w:r>
+        <w:rPr>
+          <w:rFonts w:cs="Cordia New"/>
+        </w:rPr>
+        <w:t>LangGraph</w:t>
+      </w:r>
+      <w:proofErr w:type="spellEnd"/>
+      <w:r>
+        <w:rPr>
+          <w:rFonts w:cs="Cordia New"/>
+        </w:rPr>
+        <w:t xml:space="preserve">, MCP Protocol, </w:t>
+      </w:r>
+      <w:proofErr w:type="spellStart"/>
+      <w:r>
+        <w:rPr>
+          <w:rFonts w:cs="Cordia New"/>
+        </w:rPr>
+        <w:t>FastAPI</w:t>
+      </w:r>
+      <w:proofErr w:type="spellEnd"/>
+      <w:r>
+        <w:rPr>
+          <w:rFonts w:cs="Cordia New"/>
+        </w:rPr>
+        <w:t>, React with TypeScript</w:t>
+      </w:r>
+    </w:p>
+    <w:p>
+      <w:pPr>
+        <w:spacing w:after="0"/>
+        <w:ind w:firstLine="720"/>
+        <w:rPr>
+          <w:rFonts w:cs="Cordia New"/>
+        </w:rPr>
+      </w:pPr>
+    </w:p>
+    <w:p>
+      <w:pPr>
+        <w:spacing w:after="0"/>
+        <w:ind w:firstLine="720"/>
+        <w:rPr>
+          <w:rFonts w:cs="Cordia New"/>
+        </w:rPr>
+      </w:pPr>
+    </w:p>
+    <w:p>
+      <w:pPr>
+        <w:spacing w:after="0"/>
+        <w:ind w:firstLine="720"/>
+        <w:rPr>
+          <w:rFonts w:cs="Cordia New"/>
+        </w:rPr>
+      </w:pPr>
+    </w:p>
+    <w:p>
+      <w:pPr>
+        <w:spacing w:after="0"/>
+        <w:ind w:firstLine="720"/>
+        <w:rPr>
+          <w:rFonts w:cs="Cordia New"/>
+        </w:rPr>
+      </w:pPr>
+    </w:p>
+    <w:p>
+      <w:pPr>
+        <w:pStyle w:val="Heading2"/>
+      </w:pPr>
+      <w:r>
         <w:lastRenderedPageBreak/>
-        <w:t xml:space="preserve">1.5 </w:t>
-      </w:r>
-      <w:r>
-        <w:rPr>
-          <w:rFonts w:cs="Cordia New"/>
-          <w:b/>
-          <w:bCs/>
-          <w:sz w:val="36"/>
-          <w:szCs w:val="32"/>
-          <w:cs/>
-        </w:rPr>
-        <w:t>เครื่องมือที่ใช้ในการสร้างและพัฒนาระบบ</w:t>
+        <w:t xml:space="preserve">1.7 </w:t>
+      </w:r>
+      <w:r>
+        <w:rPr>
+          <w:cs/>
+        </w:rPr>
+        <w:t>นิยามศัพท์เฉพาะ</w:t>
       </w:r>
     </w:p>
     <w:p>
@@ -2792,184 +4040,556 @@
         <w:rPr>
           <w:rFonts w:cs="Cordia New"/>
         </w:rPr>
-        <w:t xml:space="preserve">1.5.1 </w:t>
-      </w:r>
-      <w:r>
-        <w:rPr>
-          <w:rFonts w:cs="Cordia New"/>
-          <w:cs/>
-        </w:rPr>
-        <w:t>เครื่องมือที่ใช้ในการพัฒนาซอฟต์แวร์ (</w:t>
-      </w:r>
-      <w:r>
-        <w:rPr>
-          <w:rFonts w:cs="Cordia New"/>
-        </w:rPr>
-        <w:t>Development Tools)</w:t>
-      </w:r>
-    </w:p>
-    <w:p>
-      <w:pPr>
-        <w:spacing w:after="0"/>
-        <w:ind w:firstLine="1440"/>
-        <w:rPr>
-          <w:rFonts w:cs="Cordia New"/>
-        </w:rPr>
-      </w:pPr>
-      <w:r>
-        <w:rPr>
-          <w:rFonts w:cs="Cordia New"/>
-        </w:rPr>
-        <w:t xml:space="preserve">1.5.1.1 </w:t>
-      </w:r>
-      <w:r>
-        <w:rPr>
-          <w:rFonts w:cs="Cordia New"/>
-        </w:rPr>
-        <w:t xml:space="preserve">Visual Studio Code (VS Code): </w:t>
-      </w:r>
-      <w:r>
-        <w:rPr>
-          <w:rFonts w:cs="Cordia New"/>
-          <w:cs/>
-        </w:rPr>
-        <w:t xml:space="preserve">ใช้เป็น </w:t>
-      </w:r>
-      <w:r>
-        <w:rPr>
-          <w:rFonts w:cs="Cordia New"/>
-        </w:rPr>
-        <w:t xml:space="preserve">IDE (Integrated Development Environment) </w:t>
-      </w:r>
-      <w:r>
-        <w:rPr>
-          <w:rFonts w:cs="Cordia New"/>
-          <w:cs/>
-        </w:rPr>
-        <w:t>หลักในการเขียนและแก้ไขรหัสต้นฉบับ</w:t>
-      </w:r>
-    </w:p>
-    <w:p>
-      <w:pPr>
-        <w:spacing w:after="0"/>
-        <w:ind w:firstLine="1440"/>
-        <w:rPr>
-          <w:rFonts w:cs="Cordia New"/>
-        </w:rPr>
-      </w:pPr>
-      <w:r>
-        <w:rPr>
-          <w:rFonts w:cs="Cordia New"/>
-        </w:rPr>
-        <w:t xml:space="preserve">1.5.1.2 </w:t>
-      </w:r>
-      <w:r>
-        <w:rPr>
-          <w:rFonts w:cs="Cordia New"/>
-        </w:rPr>
-        <w:t xml:space="preserve">Git &amp; GitHub: </w:t>
-      </w:r>
-      <w:r>
-        <w:rPr>
-          <w:rFonts w:cs="Cordia New"/>
-          <w:cs/>
-        </w:rPr>
-        <w:t>ใช้สำหรับการควบคุมเวอร์ชันของรหัสต้นฉบับ (</w:t>
-      </w:r>
-      <w:r>
-        <w:rPr>
-          <w:rFonts w:cs="Cordia New"/>
-        </w:rPr>
-        <w:t xml:space="preserve">Version Control) </w:t>
-      </w:r>
-      <w:r>
-        <w:rPr>
-          <w:rFonts w:cs="Cordia New"/>
-          <w:cs/>
-        </w:rPr>
-        <w:t>และการทำงานร่วมกัน</w:t>
-      </w:r>
-    </w:p>
-    <w:p>
-      <w:pPr>
-        <w:spacing w:after="0"/>
-        <w:ind w:firstLine="1440"/>
-        <w:rPr>
-          <w:rFonts w:cs="Cordia New"/>
-        </w:rPr>
-      </w:pPr>
-      <w:r>
-        <w:rPr>
-          <w:rFonts w:cs="Cordia New"/>
-        </w:rPr>
-        <w:t xml:space="preserve">1.5.1.3 </w:t>
-      </w:r>
-      <w:r>
-        <w:rPr>
-          <w:rFonts w:cs="Cordia New"/>
-        </w:rPr>
-        <w:t xml:space="preserve">Docker &amp; Docker Compose: </w:t>
-      </w:r>
-      <w:r>
-        <w:rPr>
-          <w:rFonts w:cs="Cordia New"/>
-          <w:cs/>
-        </w:rPr>
-        <w:t>ใช้สำหรับสร้างสภาวะแวดล้อมจำลอง (</w:t>
-      </w:r>
-      <w:r>
-        <w:rPr>
-          <w:rFonts w:cs="Cordia New"/>
-        </w:rPr>
-        <w:t xml:space="preserve">Containerization) </w:t>
-      </w:r>
-      <w:r>
-        <w:rPr>
-          <w:rFonts w:cs="Cordia New"/>
-          <w:cs/>
-        </w:rPr>
-        <w:t>เพื่อให้ระบบทำงานได้เหมือนกันในทุกสภาพแวดล้อม</w:t>
-      </w:r>
-    </w:p>
-    <w:p>
-      <w:pPr>
-        <w:spacing w:after="0"/>
-        <w:ind w:firstLine="1440"/>
-        <w:rPr>
-          <w:rFonts w:cs="Cordia New"/>
-        </w:rPr>
-      </w:pPr>
-      <w:r>
-        <w:rPr>
-          <w:rFonts w:cs="Cordia New"/>
-        </w:rPr>
-        <w:t xml:space="preserve">1.5.1.4 </w:t>
-      </w:r>
-      <w:r>
-        <w:rPr>
-          <w:rFonts w:cs="Cordia New"/>
-        </w:rPr>
-        <w:t xml:space="preserve">Postman / Swagger UI: </w:t>
-      </w:r>
-      <w:r>
-        <w:rPr>
-          <w:rFonts w:cs="Cordia New"/>
-          <w:cs/>
-        </w:rPr>
-        <w:t>ใช้สำหรับการทดสอบจุดเชื่อมต่อ (</w:t>
-      </w:r>
-      <w:r>
-        <w:rPr>
-          <w:rFonts w:cs="Cordia New"/>
-        </w:rPr>
-        <w:t xml:space="preserve">API Endpoints) </w:t>
-      </w:r>
-      <w:r>
-        <w:rPr>
-          <w:rFonts w:cs="Cordia New"/>
-          <w:cs/>
-        </w:rPr>
-        <w:t xml:space="preserve">ของระบบ </w:t>
+        <w:t>AI Chatbot</w:t>
+      </w:r>
+      <w:r>
+        <w:rPr>
+          <w:rFonts w:cs="Cordia New"/>
+        </w:rPr>
+        <w:t xml:space="preserve"> </w:t>
+      </w:r>
+      <w:r>
+        <w:rPr>
+          <w:rFonts w:cs="Cordia New"/>
+          <w:cs/>
+        </w:rPr>
+        <w:t>โปรแกรมที่ใช้ปัญญาประดิษฐ์ในการสนทนาและตอบคำถามกับมนุษย์ผ่านข้อความ</w:t>
+      </w:r>
+    </w:p>
+    <w:p>
+      <w:pPr>
+        <w:spacing w:after="0"/>
+        <w:ind w:firstLine="720"/>
+        <w:rPr>
+          <w:rFonts w:cs="Cordia New"/>
+        </w:rPr>
+      </w:pPr>
+      <w:r>
+        <w:rPr>
+          <w:rFonts w:cs="Cordia New"/>
+        </w:rPr>
+        <w:t>LLM (Large Language Model)</w:t>
+      </w:r>
+      <w:r>
+        <w:rPr>
+          <w:rFonts w:cs="Cordia New"/>
+        </w:rPr>
+        <w:t xml:space="preserve"> </w:t>
+      </w:r>
+      <w:r>
+        <w:rPr>
+          <w:rFonts w:cs="Cordia New"/>
+          <w:cs/>
+        </w:rPr>
+        <w:t>โมเดลภาษาขนาดใหญ่ที่ถูกฝึกด้วยข้อมูลจำนวนมหาศาล สามารถเข้าใจและสร้างข้อความภาษาธรรมชาติได้</w:t>
+      </w:r>
+    </w:p>
+    <w:p>
+      <w:pPr>
+        <w:spacing w:after="0"/>
+        <w:ind w:firstLine="720"/>
+        <w:rPr>
+          <w:rFonts w:cs="Cordia New"/>
+        </w:rPr>
+      </w:pPr>
+      <w:r>
+        <w:rPr>
+          <w:rFonts w:cs="Cordia New"/>
+        </w:rPr>
+        <w:t>Multi-Agent System</w:t>
+      </w:r>
+      <w:r>
+        <w:rPr>
+          <w:rFonts w:cs="Cordia New"/>
+        </w:rPr>
+        <w:t xml:space="preserve"> </w:t>
+      </w:r>
+      <w:r>
+        <w:rPr>
+          <w:rFonts w:cs="Cordia New"/>
+          <w:cs/>
+        </w:rPr>
+        <w:t xml:space="preserve">ระบบที่ประกอบด้วย </w:t>
+      </w:r>
+      <w:r>
+        <w:rPr>
+          <w:rFonts w:cs="Cordia New"/>
+        </w:rPr>
+        <w:t xml:space="preserve">Agent </w:t>
+      </w:r>
+      <w:r>
+        <w:rPr>
+          <w:rFonts w:cs="Cordia New"/>
+          <w:cs/>
+        </w:rPr>
+        <w:t>หลายตัวทำงานร่วมกัน แต่ละตัวมีหน้าที่เฉพาะทาง</w:t>
+      </w:r>
+    </w:p>
+    <w:p>
+      <w:pPr>
+        <w:spacing w:after="0"/>
+        <w:ind w:firstLine="720"/>
+        <w:rPr>
+          <w:rFonts w:cs="Cordia New"/>
+        </w:rPr>
+      </w:pPr>
+      <w:r>
+        <w:rPr>
+          <w:rFonts w:cs="Cordia New"/>
+        </w:rPr>
+        <w:t>MCP (Model Context Protocol)</w:t>
+      </w:r>
+      <w:r>
+        <w:rPr>
+          <w:rFonts w:cs="Cordia New"/>
+        </w:rPr>
+        <w:t xml:space="preserve"> </w:t>
+      </w:r>
+      <w:r>
+        <w:rPr>
+          <w:rFonts w:cs="Cordia New"/>
+          <w:cs/>
+        </w:rPr>
+        <w:t xml:space="preserve">โปรโตคอลมาตรฐานสำหรับการเชื่อมต่อ </w:t>
+      </w:r>
+      <w:r>
+        <w:rPr>
+          <w:rFonts w:cs="Cordia New"/>
+        </w:rPr>
+        <w:t xml:space="preserve">LLM </w:t>
+      </w:r>
+      <w:r>
+        <w:rPr>
+          <w:rFonts w:cs="Cordia New"/>
+          <w:cs/>
+        </w:rPr>
+        <w:t xml:space="preserve">กับแหล่งข้อมูลภายนอก พัฒนาโดย </w:t>
+      </w:r>
+      <w:r>
+        <w:rPr>
+          <w:rFonts w:cs="Cordia New"/>
+        </w:rPr>
+        <w:t>Anthropic</w:t>
+      </w:r>
+    </w:p>
+    <w:p>
+      <w:pPr>
+        <w:spacing w:after="0"/>
+        <w:ind w:firstLine="720"/>
+        <w:rPr>
+          <w:rFonts w:cs="Cordia New"/>
+        </w:rPr>
+      </w:pPr>
+      <w:r>
+        <w:rPr>
+          <w:rFonts w:cs="Cordia New"/>
+        </w:rPr>
+        <w:t>A2A (Agent-to-Agent)</w:t>
+      </w:r>
+      <w:r>
+        <w:rPr>
+          <w:rFonts w:cs="Cordia New"/>
+        </w:rPr>
+        <w:t xml:space="preserve"> </w:t>
+      </w:r>
+      <w:r>
+        <w:rPr>
+          <w:rFonts w:cs="Cordia New"/>
+          <w:cs/>
+        </w:rPr>
+        <w:t xml:space="preserve">โปรโตคอลสำหรับการสื่อสารระหว่าง </w:t>
+      </w:r>
+      <w:r>
+        <w:rPr>
+          <w:rFonts w:cs="Cordia New"/>
+        </w:rPr>
+        <w:t xml:space="preserve">AI Agent </w:t>
+      </w:r>
+      <w:r>
+        <w:rPr>
+          <w:rFonts w:cs="Cordia New"/>
+          <w:cs/>
+        </w:rPr>
+        <w:t xml:space="preserve">ต่าง ๆ พัฒนาโดย </w:t>
+      </w:r>
+      <w:r>
+        <w:rPr>
+          <w:rFonts w:cs="Cordia New"/>
+        </w:rPr>
+        <w:t>Google</w:t>
+      </w:r>
+    </w:p>
+    <w:p>
+      <w:pPr>
+        <w:spacing w:after="0"/>
+        <w:ind w:firstLine="720"/>
+        <w:rPr>
+          <w:rFonts w:cs="Cordia New"/>
+        </w:rPr>
+      </w:pPr>
+      <w:proofErr w:type="spellStart"/>
+      <w:r>
+        <w:rPr>
+          <w:rFonts w:cs="Cordia New"/>
+        </w:rPr>
+        <w:t>LangGraph</w:t>
+      </w:r>
+      <w:proofErr w:type="spellEnd"/>
+      <w:r>
+        <w:rPr>
+          <w:rFonts w:cs="Cordia New"/>
+        </w:rPr>
+        <w:t xml:space="preserve"> </w:t>
+      </w:r>
+      <w:r>
+        <w:rPr>
+          <w:rFonts w:cs="Cordia New"/>
+        </w:rPr>
+        <w:t>Framework</w:t>
+      </w:r>
+      <w:r>
+        <w:rPr>
+          <w:rFonts w:cs="Cordia New"/>
+        </w:rPr>
+        <w:t xml:space="preserve"> </w:t>
+      </w:r>
+      <w:r>
+        <w:rPr>
+          <w:rFonts w:cs="Cordia New"/>
+          <w:cs/>
+        </w:rPr>
+        <w:t xml:space="preserve">สำหรับสร้าง </w:t>
+      </w:r>
+      <w:r>
+        <w:rPr>
+          <w:rFonts w:cs="Cordia New"/>
+        </w:rPr>
+        <w:t xml:space="preserve">Multi-Agent Workflow </w:t>
+      </w:r>
+      <w:r>
+        <w:rPr>
+          <w:rFonts w:cs="Cordia New"/>
+          <w:cs/>
+        </w:rPr>
+        <w:t xml:space="preserve">ที่ซับซ้อน สร้างบน </w:t>
+      </w:r>
+      <w:proofErr w:type="spellStart"/>
+      <w:r>
+        <w:rPr>
+          <w:rFonts w:cs="Cordia New"/>
+        </w:rPr>
+        <w:t>LangChain</w:t>
+      </w:r>
+      <w:proofErr w:type="spellEnd"/>
+    </w:p>
+    <w:p>
+      <w:pPr>
+        <w:spacing w:after="0"/>
+        <w:ind w:firstLine="720"/>
+        <w:rPr>
+          <w:rFonts w:cs="Cordia New"/>
+        </w:rPr>
+      </w:pPr>
+      <w:proofErr w:type="spellStart"/>
+      <w:r>
+        <w:rPr>
+          <w:rFonts w:cs="Cordia New"/>
+        </w:rPr>
+        <w:t>FastAPI</w:t>
+      </w:r>
+      <w:proofErr w:type="spellEnd"/>
+      <w:r>
+        <w:rPr>
+          <w:rFonts w:cs="Cordia New"/>
+        </w:rPr>
+        <w:tab/>
+      </w:r>
+      <w:r>
+        <w:rPr>
+          <w:rFonts w:cs="Cordia New"/>
+        </w:rPr>
+        <w:t xml:space="preserve"> </w:t>
+      </w:r>
+      <w:r>
+        <w:rPr>
+          <w:rFonts w:cs="Cordia New"/>
+        </w:rPr>
+        <w:t>Web Framework</w:t>
+      </w:r>
+      <w:r>
+        <w:rPr>
+          <w:rFonts w:cs="Cordia New"/>
+        </w:rPr>
+        <w:t xml:space="preserve"> </w:t>
+      </w:r>
+      <w:r>
+        <w:rPr>
+          <w:rFonts w:cs="Cordia New"/>
+          <w:cs/>
+        </w:rPr>
+        <w:t xml:space="preserve">ของ </w:t>
+      </w:r>
+      <w:r>
+        <w:rPr>
+          <w:rFonts w:cs="Cordia New"/>
+        </w:rPr>
+        <w:t xml:space="preserve">Python </w:t>
+      </w:r>
+      <w:r>
+        <w:rPr>
+          <w:rFonts w:cs="Cordia New"/>
+          <w:cs/>
+        </w:rPr>
+        <w:t xml:space="preserve">ที่รองรับ </w:t>
+      </w:r>
+      <w:r>
+        <w:rPr>
+          <w:rFonts w:cs="Cordia New"/>
+        </w:rPr>
+        <w:t xml:space="preserve">Async </w:t>
+      </w:r>
+      <w:r>
+        <w:rPr>
+          <w:rFonts w:cs="Cordia New"/>
+          <w:cs/>
+        </w:rPr>
+        <w:t xml:space="preserve">และสร้าง </w:t>
+      </w:r>
+      <w:r>
+        <w:rPr>
+          <w:rFonts w:cs="Cordia New"/>
+        </w:rPr>
+        <w:t xml:space="preserve">API </w:t>
+      </w:r>
+      <w:r>
+        <w:rPr>
+          <w:rFonts w:cs="Cordia New"/>
+          <w:cs/>
+        </w:rPr>
+        <w:t>ได้รวดเร็ว</w:t>
+      </w:r>
+    </w:p>
+    <w:p>
+      <w:pPr>
+        <w:spacing w:after="0"/>
+        <w:ind w:firstLine="720"/>
+        <w:rPr>
+          <w:rFonts w:cs="Cordia New"/>
+        </w:rPr>
+      </w:pPr>
+      <w:r>
+        <w:rPr>
+          <w:rFonts w:cs="Cordia New"/>
+        </w:rPr>
+        <w:t>REST API</w:t>
+      </w:r>
+      <w:r>
+        <w:rPr>
+          <w:rFonts w:cs="Cordia New"/>
+        </w:rPr>
+        <w:t xml:space="preserve"> </w:t>
+      </w:r>
+      <w:r>
+        <w:rPr>
+          <w:rFonts w:cs="Cordia New"/>
+          <w:cs/>
+        </w:rPr>
+        <w:t xml:space="preserve">รูปแบบการออกแบบ </w:t>
+      </w:r>
+      <w:r>
+        <w:rPr>
+          <w:rFonts w:cs="Cordia New"/>
+        </w:rPr>
+        <w:t xml:space="preserve">API </w:t>
+      </w:r>
+      <w:r>
+        <w:rPr>
+          <w:rFonts w:cs="Cordia New"/>
+          <w:cs/>
+        </w:rPr>
+        <w:t xml:space="preserve">ตามหลัก </w:t>
+      </w:r>
+      <w:r>
+        <w:rPr>
+          <w:rFonts w:cs="Cordia New"/>
+        </w:rPr>
+        <w:t>Representational State Transfer</w:t>
+      </w:r>
+    </w:p>
+    <w:p>
+      <w:pPr>
+        <w:spacing w:after="0"/>
+        <w:ind w:firstLine="720"/>
+        <w:rPr>
+          <w:rFonts w:cs="Cordia New"/>
+        </w:rPr>
+      </w:pPr>
+      <w:r>
+        <w:rPr>
+          <w:rFonts w:cs="Cordia New"/>
+        </w:rPr>
+        <w:t>JWT (JSON Web Token)</w:t>
+      </w:r>
+      <w:r>
+        <w:rPr>
+          <w:rFonts w:cs="Cordia New"/>
+        </w:rPr>
+        <w:t xml:space="preserve"> </w:t>
+      </w:r>
+      <w:r>
+        <w:rPr>
+          <w:rFonts w:cs="Cordia New"/>
+          <w:cs/>
+        </w:rPr>
+        <w:t xml:space="preserve">มาตรฐานสำหรับการยืนยันตัวตนแบบ </w:t>
+      </w:r>
+      <w:r>
+        <w:rPr>
+          <w:rFonts w:cs="Cordia New"/>
+        </w:rPr>
+        <w:t>Token-based</w:t>
+      </w:r>
+    </w:p>
+    <w:p>
+      <w:pPr>
+        <w:spacing w:after="0"/>
+        <w:ind w:firstLine="720"/>
+        <w:rPr>
+          <w:rFonts w:cs="Cordia New"/>
+        </w:rPr>
+      </w:pPr>
+      <w:r>
+        <w:rPr>
+          <w:rFonts w:cs="Cordia New"/>
+        </w:rPr>
+        <w:t>ORM (Object-Relational Mapping)</w:t>
+      </w:r>
+      <w:r>
+        <w:rPr>
+          <w:rFonts w:cs="Cordia New"/>
+        </w:rPr>
+        <w:t xml:space="preserve"> </w:t>
+      </w:r>
+      <w:r>
+        <w:rPr>
+          <w:rFonts w:cs="Cordia New"/>
+          <w:cs/>
+        </w:rPr>
+        <w:t xml:space="preserve">เทคนิคการแปลงข้อมูลระหว่าง </w:t>
+      </w:r>
+      <w:r>
+        <w:rPr>
+          <w:rFonts w:cs="Cordia New"/>
+        </w:rPr>
+        <w:t xml:space="preserve">Object </w:t>
+      </w:r>
+      <w:r>
+        <w:rPr>
+          <w:rFonts w:cs="Cordia New"/>
+          <w:cs/>
+        </w:rPr>
+        <w:t>ในโปรแกรมกับตารางในฐานข้อมูล</w:t>
+      </w:r>
+    </w:p>
+    <w:p>
+      <w:pPr>
+        <w:spacing w:after="0"/>
+        <w:ind w:firstLine="720"/>
+        <w:rPr>
+          <w:rFonts w:cs="Cordia New"/>
+        </w:rPr>
+      </w:pPr>
+      <w:r>
+        <w:rPr>
+          <w:rFonts w:cs="Cordia New"/>
+        </w:rPr>
+        <w:t>Docker</w:t>
+      </w:r>
+      <w:r>
+        <w:rPr>
+          <w:rFonts w:cs="Cordia New"/>
+        </w:rPr>
+        <w:t xml:space="preserve"> </w:t>
+      </w:r>
+      <w:r>
+        <w:rPr>
+          <w:rFonts w:cs="Cordia New"/>
+          <w:cs/>
+        </w:rPr>
+        <w:t xml:space="preserve">แพลตฟอร์มสำหรับสร้างและรัน </w:t>
+      </w:r>
+      <w:r>
+        <w:rPr>
+          <w:rFonts w:cs="Cordia New"/>
+        </w:rPr>
+        <w:t xml:space="preserve">Container </w:t>
+      </w:r>
+      <w:r>
+        <w:rPr>
+          <w:rFonts w:cs="Cordia New"/>
+          <w:cs/>
+        </w:rPr>
+        <w:t>เพื่อให้แอปพลิเคชันทำงานได้เหมือนกันในทุกสภาพแวดล้อม</w:t>
+      </w:r>
+    </w:p>
+    <w:p>
+      <w:pPr>
+        <w:spacing w:after="0"/>
+        <w:ind w:firstLine="720"/>
+        <w:rPr>
+          <w:rFonts w:cs="Cordia New"/>
+        </w:rPr>
+      </w:pPr>
+      <w:r>
+        <w:rPr>
+          <w:rFonts w:cs="Cordia New"/>
+        </w:rPr>
+        <w:t>Nginx</w:t>
+      </w:r>
+      <w:r>
+        <w:rPr>
+          <w:rFonts w:cs="Cordia New"/>
+        </w:rPr>
+        <w:t xml:space="preserve"> </w:t>
+      </w:r>
+      <w:r>
+        <w:rPr>
+          <w:rFonts w:cs="Cordia New"/>
+        </w:rPr>
+        <w:t xml:space="preserve">Web Server </w:t>
+      </w:r>
+      <w:r>
+        <w:rPr>
+          <w:rFonts w:cs="Cordia New"/>
+          <w:cs/>
+        </w:rPr>
+        <w:t xml:space="preserve">ที่ทำหน้าที่เป็น </w:t>
+      </w:r>
+      <w:r>
+        <w:rPr>
+          <w:rFonts w:cs="Cordia New"/>
+        </w:rPr>
+        <w:t xml:space="preserve">Reverse Proxy </w:t>
+      </w:r>
+      <w:r>
+        <w:rPr>
+          <w:rFonts w:cs="Cordia New"/>
+          <w:cs/>
+        </w:rPr>
+        <w:t xml:space="preserve">ส่งต่อ </w:t>
+      </w:r>
+      <w:r>
+        <w:rPr>
+          <w:rFonts w:cs="Cordia New"/>
+        </w:rPr>
+        <w:t xml:space="preserve">Request </w:t>
+      </w:r>
+      <w:r>
+        <w:rPr>
+          <w:rFonts w:cs="Cordia New"/>
+          <w:cs/>
+        </w:rPr>
+        <w:t xml:space="preserve">ไปยัง </w:t>
       </w:r>
       <w:r>
         <w:rPr>
@@ -2978,1650 +4598,119 @@
         <w:t>Backend</w:t>
       </w:r>
     </w:p>
-    <w:p>
-      <w:pPr>
-        <w:spacing w:after="0"/>
-        <w:ind w:firstLine="720"/>
-        <w:rPr>
-          <w:rFonts w:cs="Cordia New"/>
-        </w:rPr>
-      </w:pPr>
-      <w:r>
-        <w:rPr>
-          <w:rFonts w:cs="Cordia New"/>
-        </w:rPr>
-        <w:t xml:space="preserve">1.5.2 </w:t>
-      </w:r>
-      <w:r>
-        <w:rPr>
-          <w:rFonts w:cs="Cordia New"/>
-          <w:cs/>
-        </w:rPr>
-        <w:t>เทคโนโลยีด้านหน้าบ้าน (</w:t>
-      </w:r>
-      <w:r>
-        <w:rPr>
-          <w:rFonts w:cs="Cordia New"/>
-        </w:rPr>
-        <w:t>Frontend Technologies)</w:t>
-      </w:r>
-    </w:p>
-    <w:p>
-      <w:pPr>
-        <w:spacing w:after="0"/>
-        <w:ind w:left="720" w:firstLine="720"/>
-        <w:rPr>
-          <w:rFonts w:cs="Cordia New"/>
-        </w:rPr>
-      </w:pPr>
-      <w:r>
-        <w:rPr>
-          <w:rFonts w:cs="Cordia New"/>
-        </w:rPr>
-        <w:t xml:space="preserve">1.5.2.1 </w:t>
-      </w:r>
-      <w:r>
-        <w:rPr>
-          <w:rFonts w:cs="Cordia New"/>
-        </w:rPr>
-        <w:t xml:space="preserve">React 18: </w:t>
-      </w:r>
-      <w:r>
-        <w:rPr>
-          <w:rFonts w:cs="Cordia New"/>
-          <w:cs/>
-        </w:rPr>
-        <w:t>ไลบรารีหลักในการสร้างส่วนติดต่อผู้ใช้ (</w:t>
-      </w:r>
-      <w:r>
-        <w:rPr>
-          <w:rFonts w:cs="Cordia New"/>
-        </w:rPr>
-        <w:t xml:space="preserve">UI) </w:t>
-      </w:r>
-      <w:r>
-        <w:rPr>
-          <w:rFonts w:cs="Cordia New"/>
-          <w:cs/>
-        </w:rPr>
-        <w:t xml:space="preserve">แบบ </w:t>
-      </w:r>
-      <w:r>
-        <w:rPr>
-          <w:rFonts w:cs="Cordia New"/>
-        </w:rPr>
-        <w:t>Component-based</w:t>
-      </w:r>
-    </w:p>
-    <w:p>
-      <w:pPr>
-        <w:spacing w:after="0"/>
-        <w:ind w:firstLine="1440"/>
-        <w:rPr>
-          <w:rFonts w:cs="Cordia New"/>
-        </w:rPr>
-      </w:pPr>
-      <w:r>
-        <w:rPr>
-          <w:rFonts w:cs="Cordia New"/>
-        </w:rPr>
-        <w:t xml:space="preserve">1.5.2.2 </w:t>
-      </w:r>
-      <w:r>
-        <w:rPr>
-          <w:rFonts w:cs="Cordia New"/>
-        </w:rPr>
-        <w:t xml:space="preserve">TypeScript: </w:t>
-      </w:r>
-      <w:r>
-        <w:rPr>
-          <w:rFonts w:cs="Cordia New"/>
-          <w:cs/>
-        </w:rPr>
-        <w:t>ภาษาที่ใช้ในการพัฒนาเพื่อเพิ่มความปลอดภัยด้านข้อมูล (</w:t>
-      </w:r>
-      <w:r>
-        <w:rPr>
-          <w:rFonts w:cs="Cordia New"/>
-        </w:rPr>
-        <w:t>Type Safety)</w:t>
-      </w:r>
-    </w:p>
-    <w:p>
-      <w:pPr>
-        <w:spacing w:after="0"/>
-        <w:ind w:firstLine="1440"/>
-        <w:rPr>
-          <w:rFonts w:cs="Cordia New"/>
-        </w:rPr>
-      </w:pPr>
-      <w:r>
-        <w:rPr>
-          <w:rFonts w:cs="Cordia New"/>
-        </w:rPr>
-        <w:t>1.5.2.3</w:t>
-      </w:r>
-      <w:r>
-        <w:rPr>
-          <w:rFonts w:cs="Cordia New"/>
-        </w:rPr>
-        <w:t xml:space="preserve"> </w:t>
-      </w:r>
-      <w:proofErr w:type="spellStart"/>
-      <w:r>
-        <w:rPr>
-          <w:rFonts w:cs="Cordia New"/>
-        </w:rPr>
-        <w:t>Vite</w:t>
-      </w:r>
-      <w:proofErr w:type="spellEnd"/>
-      <w:r>
-        <w:rPr>
-          <w:rFonts w:cs="Cordia New"/>
-        </w:rPr>
-        <w:t xml:space="preserve">: </w:t>
-      </w:r>
-      <w:r>
-        <w:rPr>
-          <w:rFonts w:cs="Cordia New"/>
-          <w:cs/>
-        </w:rPr>
-        <w:t xml:space="preserve">เครื่องมือสำหรับการ </w:t>
-      </w:r>
-      <w:r>
-        <w:rPr>
-          <w:rFonts w:cs="Cordia New"/>
-        </w:rPr>
-        <w:t xml:space="preserve">Build </w:t>
-      </w:r>
-      <w:r>
-        <w:rPr>
-          <w:rFonts w:cs="Cordia New"/>
-          <w:cs/>
-        </w:rPr>
-        <w:t xml:space="preserve">และรันระบบ </w:t>
-      </w:r>
-      <w:r>
-        <w:rPr>
-          <w:rFonts w:cs="Cordia New"/>
-        </w:rPr>
-        <w:t xml:space="preserve">Frontend </w:t>
-      </w:r>
-      <w:r>
-        <w:rPr>
-          <w:rFonts w:cs="Cordia New"/>
-          <w:cs/>
-        </w:rPr>
-        <w:t>ที่มีความรวดเร็วสูง</w:t>
-      </w:r>
-    </w:p>
-    <w:p>
-      <w:pPr>
-        <w:spacing w:after="0"/>
-        <w:ind w:firstLine="1440"/>
-        <w:rPr>
-          <w:rFonts w:cs="Cordia New"/>
-        </w:rPr>
-      </w:pPr>
-      <w:r>
-        <w:rPr>
-          <w:rFonts w:cs="Cordia New"/>
-        </w:rPr>
-        <w:t xml:space="preserve">1.5.2.4 </w:t>
-      </w:r>
-      <w:proofErr w:type="spellStart"/>
-      <w:r>
-        <w:rPr>
-          <w:rFonts w:cs="Cordia New"/>
-        </w:rPr>
-        <w:t>TailwindCSS</w:t>
-      </w:r>
-      <w:proofErr w:type="spellEnd"/>
-      <w:r>
-        <w:rPr>
-          <w:rFonts w:cs="Cordia New"/>
-        </w:rPr>
-        <w:t xml:space="preserve"> &amp; </w:t>
-      </w:r>
-      <w:proofErr w:type="spellStart"/>
-      <w:r>
-        <w:rPr>
-          <w:rFonts w:cs="Cordia New"/>
-        </w:rPr>
-        <w:t>shadcn</w:t>
-      </w:r>
-      <w:proofErr w:type="spellEnd"/>
-      <w:r>
-        <w:rPr>
-          <w:rFonts w:cs="Cordia New"/>
-        </w:rPr>
-        <w:t>/</w:t>
-      </w:r>
-      <w:proofErr w:type="spellStart"/>
-      <w:r>
-        <w:rPr>
-          <w:rFonts w:cs="Cordia New"/>
-        </w:rPr>
-        <w:t>ui</w:t>
-      </w:r>
-      <w:proofErr w:type="spellEnd"/>
-      <w:r>
-        <w:rPr>
-          <w:rFonts w:cs="Cordia New"/>
-        </w:rPr>
-        <w:t xml:space="preserve">: </w:t>
-      </w:r>
-      <w:r>
-        <w:rPr>
-          <w:rFonts w:cs="Cordia New"/>
-          <w:cs/>
-        </w:rPr>
-        <w:t xml:space="preserve">เฟรมเวิร์กและชุดเครื่องมือสำหรับการออกแบบ </w:t>
-      </w:r>
-      <w:r>
-        <w:rPr>
-          <w:rFonts w:cs="Cordia New"/>
-        </w:rPr>
-        <w:t xml:space="preserve">Interface </w:t>
-      </w:r>
-      <w:r>
-        <w:rPr>
-          <w:rFonts w:cs="Cordia New"/>
-          <w:cs/>
-        </w:rPr>
-        <w:t>ให้มีความสวยงามและรองรับทุกขนาดหน้าจอ (</w:t>
-      </w:r>
-      <w:r>
-        <w:rPr>
-          <w:rFonts w:cs="Cordia New"/>
-        </w:rPr>
-        <w:t>Responsive Design)</w:t>
-      </w:r>
-    </w:p>
-    <w:p>
-      <w:pPr>
-        <w:spacing w:after="0"/>
-        <w:ind w:firstLine="1440"/>
-        <w:rPr>
-          <w:rFonts w:cs="Cordia New"/>
-        </w:rPr>
-      </w:pPr>
-      <w:r>
-        <w:rPr>
-          <w:rFonts w:cs="Cordia New"/>
-        </w:rPr>
-        <w:t xml:space="preserve">1.5.2.5 </w:t>
-      </w:r>
-      <w:proofErr w:type="spellStart"/>
-      <w:r>
-        <w:rPr>
-          <w:rFonts w:cs="Cordia New"/>
-        </w:rPr>
-        <w:t>TanStack</w:t>
-      </w:r>
-      <w:proofErr w:type="spellEnd"/>
-      <w:r>
-        <w:rPr>
-          <w:rFonts w:cs="Cordia New"/>
-        </w:rPr>
-        <w:t xml:space="preserve"> React Query: </w:t>
-      </w:r>
-      <w:r>
-        <w:rPr>
-          <w:rFonts w:cs="Cordia New"/>
-          <w:cs/>
-        </w:rPr>
-        <w:t xml:space="preserve">ใช้สำหรับการจัดการสถานะและการดึงข้อมูลจาก </w:t>
-      </w:r>
-      <w:r>
-        <w:rPr>
-          <w:rFonts w:cs="Cordia New"/>
-        </w:rPr>
-        <w:t>API (Data Fetching &amp; State Management)</w:t>
-      </w:r>
-    </w:p>
-    <w:p>
-      <w:pPr>
-        <w:spacing w:after="0"/>
-        <w:ind w:firstLine="720"/>
-        <w:rPr>
-          <w:rFonts w:cs="Cordia New"/>
-        </w:rPr>
-      </w:pPr>
-      <w:r>
-        <w:rPr>
-          <w:rFonts w:cs="Cordia New"/>
-        </w:rPr>
-        <w:t xml:space="preserve">1.5.3 </w:t>
-      </w:r>
-      <w:r>
-        <w:rPr>
-          <w:rFonts w:cs="Cordia New"/>
-          <w:cs/>
-        </w:rPr>
-        <w:t>เทคโนโลยีด้านหลังบ้าน (</w:t>
-      </w:r>
-      <w:r>
-        <w:rPr>
-          <w:rFonts w:cs="Cordia New"/>
-        </w:rPr>
-        <w:t>Backend Technologies)</w:t>
-      </w:r>
-    </w:p>
-    <w:p>
-      <w:pPr>
-        <w:spacing w:after="0"/>
-        <w:ind w:firstLine="1440"/>
-        <w:rPr>
-          <w:rFonts w:cs="Cordia New"/>
-        </w:rPr>
-      </w:pPr>
-      <w:r>
-        <w:rPr>
-          <w:rFonts w:cs="Cordia New"/>
-        </w:rPr>
-        <w:t xml:space="preserve">1.5.3.1 </w:t>
-      </w:r>
-      <w:proofErr w:type="spellStart"/>
-      <w:r>
-        <w:rPr>
-          <w:rFonts w:cs="Cordia New"/>
-        </w:rPr>
-        <w:t>FastAPI</w:t>
-      </w:r>
-      <w:proofErr w:type="spellEnd"/>
-      <w:r>
-        <w:rPr>
-          <w:rFonts w:cs="Cordia New"/>
-        </w:rPr>
-        <w:t xml:space="preserve"> (Python): </w:t>
-      </w:r>
-      <w:r>
-        <w:rPr>
-          <w:rFonts w:cs="Cordia New"/>
-          <w:cs/>
-        </w:rPr>
-        <w:t>เว็บเฟรมเวิร์กประสิทธิภาพสูงที่รองรับการทำงานแบบไม่ประสานเวลา (</w:t>
-      </w:r>
-      <w:r>
-        <w:rPr>
-          <w:rFonts w:cs="Cordia New"/>
-        </w:rPr>
-        <w:t>Async)</w:t>
-      </w:r>
-    </w:p>
-    <w:p>
-      <w:pPr>
-        <w:spacing w:after="0"/>
-        <w:ind w:firstLine="1440"/>
-        <w:rPr>
-          <w:rFonts w:cs="Cordia New"/>
-        </w:rPr>
-      </w:pPr>
-      <w:r>
-        <w:rPr>
-          <w:rFonts w:cs="Cordia New"/>
-        </w:rPr>
-        <w:t xml:space="preserve">1.5.3.2 </w:t>
-      </w:r>
-      <w:r>
-        <w:rPr>
-          <w:rFonts w:cs="Cordia New"/>
-        </w:rPr>
-        <w:t xml:space="preserve">Tortoise ORM: </w:t>
-      </w:r>
-      <w:r>
-        <w:rPr>
-          <w:rFonts w:cs="Cordia New"/>
-          <w:cs/>
-        </w:rPr>
-        <w:t xml:space="preserve">เครื่องมือสำหรับจัดการฐานข้อมูลในรูปแบบ </w:t>
-      </w:r>
-      <w:r>
-        <w:rPr>
-          <w:rFonts w:cs="Cordia New"/>
-        </w:rPr>
-        <w:t xml:space="preserve">Object-Relational Mapping (ORM) </w:t>
-      </w:r>
-      <w:r>
-        <w:rPr>
-          <w:rFonts w:cs="Cordia New"/>
-          <w:cs/>
-        </w:rPr>
-        <w:t xml:space="preserve">ที่ทำงานแบบ </w:t>
-      </w:r>
-      <w:r>
-        <w:rPr>
-          <w:rFonts w:cs="Cordia New"/>
-        </w:rPr>
-        <w:t>Async</w:t>
-      </w:r>
-    </w:p>
-    <w:p>
-      <w:pPr>
-        <w:spacing w:after="0"/>
-        <w:ind w:firstLine="1440"/>
-        <w:rPr>
-          <w:rFonts w:cs="Cordia New"/>
-        </w:rPr>
-      </w:pPr>
-      <w:r>
-        <w:rPr>
-          <w:rFonts w:cs="Cordia New"/>
-        </w:rPr>
-        <w:t xml:space="preserve">1.5.3.3 </w:t>
-      </w:r>
-      <w:r>
-        <w:rPr>
-          <w:rFonts w:cs="Cordia New"/>
-        </w:rPr>
-        <w:t xml:space="preserve">PostgreSQL 16: </w:t>
-      </w:r>
-      <w:r>
-        <w:rPr>
-          <w:rFonts w:cs="Cordia New"/>
-          <w:cs/>
-        </w:rPr>
-        <w:t>ระบบจัดการฐานข้อมูลเชิงสัมพันธ์หลักของโครงการ</w:t>
-      </w:r>
-    </w:p>
-    <w:p>
-      <w:pPr>
-        <w:spacing w:after="0"/>
-        <w:ind w:firstLine="1440"/>
-        <w:rPr>
-          <w:rFonts w:cs="Cordia New"/>
-        </w:rPr>
-      </w:pPr>
-      <w:r>
-        <w:rPr>
-          <w:rFonts w:cs="Cordia New"/>
-        </w:rPr>
-        <w:t xml:space="preserve">1.5.3.4 </w:t>
-      </w:r>
-      <w:r>
-        <w:rPr>
-          <w:rFonts w:cs="Cordia New"/>
-        </w:rPr>
-        <w:t xml:space="preserve">JWT (JSON Web Token): </w:t>
-      </w:r>
-      <w:r>
-        <w:rPr>
-          <w:rFonts w:cs="Cordia New"/>
-          <w:cs/>
-        </w:rPr>
-        <w:t>มาตรฐานสำหรับการยืนยันตัวตนของผู้ใช้ (</w:t>
-      </w:r>
-      <w:r>
-        <w:rPr>
-          <w:rFonts w:cs="Cordia New"/>
-        </w:rPr>
-        <w:t>Authentication)</w:t>
-      </w:r>
-    </w:p>
-    <w:p>
-      <w:pPr>
-        <w:spacing w:after="0"/>
-        <w:ind w:firstLine="720"/>
-        <w:rPr>
-          <w:rFonts w:cs="Cordia New"/>
-        </w:rPr>
-      </w:pPr>
-      <w:r>
-        <w:rPr>
-          <w:rFonts w:cs="Cordia New"/>
-        </w:rPr>
-        <w:t xml:space="preserve">1.5.4 </w:t>
-      </w:r>
-      <w:r>
-        <w:rPr>
-          <w:rFonts w:cs="Cordia New"/>
-          <w:cs/>
-        </w:rPr>
-        <w:t>เทคโนโลยีด้านปัญญาประดิษฐ์ (</w:t>
-      </w:r>
-      <w:r>
-        <w:rPr>
-          <w:rFonts w:cs="Cordia New"/>
-        </w:rPr>
-        <w:t>AI &amp; Machine Learning)</w:t>
-      </w:r>
-    </w:p>
-    <w:p>
-      <w:pPr>
-        <w:spacing w:after="0"/>
-        <w:ind w:firstLine="1440"/>
-        <w:rPr>
-          <w:rFonts w:cs="Cordia New"/>
-        </w:rPr>
-      </w:pPr>
-      <w:r>
-        <w:rPr>
-          <w:rFonts w:cs="Cordia New"/>
-        </w:rPr>
-        <w:t xml:space="preserve">1.5.4.1 </w:t>
-      </w:r>
-      <w:proofErr w:type="spellStart"/>
-      <w:r>
-        <w:rPr>
-          <w:rFonts w:cs="Cordia New"/>
-        </w:rPr>
-        <w:t>LangGraph</w:t>
-      </w:r>
-      <w:proofErr w:type="spellEnd"/>
-      <w:r>
-        <w:rPr>
-          <w:rFonts w:cs="Cordia New"/>
-        </w:rPr>
-        <w:t xml:space="preserve">: </w:t>
-      </w:r>
-      <w:r>
-        <w:rPr>
-          <w:rFonts w:cs="Cordia New"/>
-          <w:cs/>
-        </w:rPr>
-        <w:t xml:space="preserve">เฟรมเวิร์กสำหรับสร้างขั้นตอนการทำงานของ </w:t>
-      </w:r>
-      <w:r>
-        <w:rPr>
-          <w:rFonts w:cs="Cordia New"/>
-        </w:rPr>
-        <w:t xml:space="preserve">AI Agent (Agent Workflow) </w:t>
-      </w:r>
-      <w:r>
-        <w:rPr>
-          <w:rFonts w:cs="Cordia New"/>
-          <w:cs/>
-        </w:rPr>
-        <w:t>ที่ซับซ้อน</w:t>
-      </w:r>
-    </w:p>
-    <w:p>
-      <w:pPr>
-        <w:spacing w:after="0"/>
-        <w:ind w:firstLine="1440"/>
-        <w:rPr>
-          <w:rFonts w:cs="Cordia New"/>
-        </w:rPr>
-      </w:pPr>
-      <w:r>
-        <w:rPr>
-          <w:rFonts w:cs="Cordia New"/>
-        </w:rPr>
-        <w:t xml:space="preserve">1.5.4.2 </w:t>
-      </w:r>
-      <w:proofErr w:type="spellStart"/>
-      <w:r>
-        <w:rPr>
-          <w:rFonts w:cs="Cordia New"/>
-        </w:rPr>
-        <w:t>LangChain</w:t>
-      </w:r>
-      <w:proofErr w:type="spellEnd"/>
-      <w:r>
-        <w:rPr>
-          <w:rFonts w:cs="Cordia New"/>
-        </w:rPr>
-        <w:t xml:space="preserve">: </w:t>
-      </w:r>
-      <w:r>
-        <w:rPr>
-          <w:rFonts w:cs="Cordia New"/>
-          <w:cs/>
-        </w:rPr>
-        <w:t xml:space="preserve">ชุดเครื่องมือสำหรับเชื่อมต่อ </w:t>
-      </w:r>
-      <w:r>
-        <w:rPr>
-          <w:rFonts w:cs="Cordia New"/>
-        </w:rPr>
-        <w:t xml:space="preserve">LLM </w:t>
-      </w:r>
-      <w:r>
-        <w:rPr>
-          <w:rFonts w:cs="Cordia New"/>
-          <w:cs/>
-        </w:rPr>
-        <w:t>เข้ากับข้อมูลและเครื่องมือภายนอก</w:t>
-      </w:r>
-    </w:p>
-    <w:p>
-      <w:pPr>
-        <w:spacing w:after="0"/>
-        <w:ind w:firstLine="1440"/>
-        <w:rPr>
-          <w:rFonts w:cs="Cordia New"/>
-        </w:rPr>
-      </w:pPr>
-      <w:r>
-        <w:rPr>
-          <w:rFonts w:cs="Cordia New"/>
-        </w:rPr>
-        <w:t xml:space="preserve">1.5.4.3 </w:t>
-      </w:r>
-      <w:r>
-        <w:rPr>
-          <w:rFonts w:cs="Cordia New"/>
-        </w:rPr>
-        <w:t xml:space="preserve">Model Context Protocol (MCP): </w:t>
-      </w:r>
-      <w:r>
-        <w:rPr>
-          <w:rFonts w:cs="Cordia New"/>
-          <w:cs/>
-        </w:rPr>
-        <w:t xml:space="preserve">โปรโตคอลมาตรฐานสำหรับการเชื่อมต่อ </w:t>
-      </w:r>
-      <w:r>
-        <w:rPr>
-          <w:rFonts w:cs="Cordia New"/>
-        </w:rPr>
-        <w:t xml:space="preserve">AI </w:t>
-      </w:r>
-      <w:r>
-        <w:rPr>
-          <w:rFonts w:cs="Cordia New"/>
-          <w:cs/>
-        </w:rPr>
-        <w:t>เข้ากับแหล่งข้อมูลจากหน่วยงาน</w:t>
-      </w:r>
-    </w:p>
-    <w:p>
-      <w:pPr>
-        <w:spacing w:after="0"/>
-        <w:ind w:firstLine="720"/>
-        <w:rPr>
-          <w:rFonts w:cs="Cordia New"/>
-        </w:rPr>
-      </w:pPr>
-      <w:r>
-        <w:rPr>
-          <w:rFonts w:cs="Cordia New"/>
-        </w:rPr>
-        <w:lastRenderedPageBreak/>
-        <w:t xml:space="preserve">1.5.5 </w:t>
-      </w:r>
-      <w:r>
-        <w:rPr>
-          <w:rFonts w:cs="Cordia New"/>
-          <w:cs/>
-        </w:rPr>
-        <w:t>เครื่องมือบริหารจัดการโปรเจกต์ (</w:t>
-      </w:r>
-      <w:r>
-        <w:rPr>
-          <w:rFonts w:cs="Cordia New"/>
-        </w:rPr>
-        <w:t>Infrastructure &amp; Dependency Management)</w:t>
-      </w:r>
-    </w:p>
-    <w:p>
-      <w:pPr>
-        <w:spacing w:after="0"/>
-        <w:ind w:left="720" w:firstLine="720"/>
-        <w:rPr>
-          <w:rFonts w:cs="Cordia New"/>
-        </w:rPr>
-      </w:pPr>
-      <w:r>
-        <w:rPr>
-          <w:rFonts w:cs="Cordia New"/>
-        </w:rPr>
-        <w:t xml:space="preserve">1.5.5.1 </w:t>
-      </w:r>
-      <w:proofErr w:type="spellStart"/>
-      <w:r>
-        <w:rPr>
-          <w:rFonts w:cs="Cordia New"/>
-        </w:rPr>
-        <w:t>uv</w:t>
-      </w:r>
-      <w:proofErr w:type="spellEnd"/>
-      <w:r>
-        <w:rPr>
-          <w:rFonts w:cs="Cordia New"/>
-        </w:rPr>
-        <w:t xml:space="preserve">: </w:t>
-      </w:r>
-      <w:r>
-        <w:rPr>
-          <w:rFonts w:cs="Cordia New"/>
-          <w:cs/>
-        </w:rPr>
-        <w:t xml:space="preserve">เครื่องมือจัดการไลบรารีและสภาพแวดล้อมของ </w:t>
-      </w:r>
-      <w:r>
-        <w:rPr>
-          <w:rFonts w:cs="Cordia New"/>
-        </w:rPr>
-        <w:t xml:space="preserve">Python </w:t>
-      </w:r>
-      <w:r>
-        <w:rPr>
-          <w:rFonts w:cs="Cordia New"/>
-          <w:cs/>
-        </w:rPr>
-        <w:t>ที่มีความเร็วสูง</w:t>
-      </w:r>
-    </w:p>
-    <w:p>
-      <w:pPr>
-        <w:spacing w:after="0"/>
-        <w:ind w:left="720" w:firstLine="720"/>
-        <w:rPr>
-          <w:rFonts w:cs="Cordia New"/>
-        </w:rPr>
-      </w:pPr>
-      <w:r>
-        <w:rPr>
-          <w:rFonts w:cs="Cordia New"/>
-        </w:rPr>
-        <w:t xml:space="preserve">1.5.5.2 </w:t>
-      </w:r>
-      <w:proofErr w:type="spellStart"/>
-      <w:r>
-        <w:rPr>
-          <w:rFonts w:cs="Cordia New"/>
-        </w:rPr>
-        <w:t>npm</w:t>
-      </w:r>
-      <w:proofErr w:type="spellEnd"/>
-      <w:r>
-        <w:rPr>
-          <w:rFonts w:cs="Cordia New"/>
-        </w:rPr>
-        <w:t xml:space="preserve"> / bun: </w:t>
-      </w:r>
-      <w:r>
-        <w:rPr>
-          <w:rFonts w:cs="Cordia New"/>
-          <w:cs/>
-        </w:rPr>
-        <w:t xml:space="preserve">เครื่องมือจัดการไลบรารีของฝั่ง </w:t>
-      </w:r>
-      <w:r>
-        <w:rPr>
-          <w:rFonts w:cs="Cordia New"/>
-        </w:rPr>
-        <w:t>JavaScript/TypeScript</w:t>
-      </w:r>
-    </w:p>
-    <w:p>
-      <w:pPr>
-        <w:spacing w:after="0"/>
-        <w:ind w:firstLine="1440"/>
-        <w:rPr>
-          <w:rFonts w:cs="Cordia New"/>
-        </w:rPr>
-      </w:pPr>
-      <w:r>
-        <w:rPr>
-          <w:rFonts w:cs="Cordia New"/>
-        </w:rPr>
-        <w:t xml:space="preserve">1.5.5.3 </w:t>
-      </w:r>
-      <w:r>
-        <w:rPr>
-          <w:rFonts w:cs="Cordia New"/>
-        </w:rPr>
-        <w:t xml:space="preserve">Nginx: </w:t>
-      </w:r>
-      <w:r>
-        <w:rPr>
-          <w:rFonts w:cs="Cordia New"/>
-          <w:cs/>
-        </w:rPr>
-        <w:t xml:space="preserve">ทำหน้าที่เป็น </w:t>
-      </w:r>
-      <w:r>
-        <w:rPr>
-          <w:rFonts w:cs="Cordia New"/>
-        </w:rPr>
-        <w:t xml:space="preserve">Reverse Proxy </w:t>
-      </w:r>
-      <w:r>
-        <w:rPr>
-          <w:rFonts w:cs="Cordia New"/>
-          <w:cs/>
-        </w:rPr>
-        <w:t>เพื่อส่งต่อคำขอจากผู้ใช้ไปยังบริการต่าง ๆ อย่างปลอดภัย</w:t>
-      </w:r>
-    </w:p>
-    <w:p>
-      <w:pPr>
-        <w:spacing w:after="0"/>
-        <w:ind w:firstLine="0"/>
-        <w:rPr>
-          <w:rFonts w:cs="Cordia New"/>
-          <w:b/>
-          <w:bCs/>
-          <w:sz w:val="36"/>
-          <w:szCs w:val="32"/>
-        </w:rPr>
-      </w:pPr>
-      <w:r>
-        <w:rPr>
-          <w:rFonts w:cs="Cordia New"/>
-          <w:b/>
-          <w:bCs/>
-          <w:sz w:val="36"/>
-          <w:szCs w:val="32"/>
-        </w:rPr>
-        <w:t xml:space="preserve">1.6 </w:t>
-      </w:r>
-      <w:r>
-        <w:rPr>
-          <w:rFonts w:cs="Cordia New"/>
-          <w:b/>
-          <w:bCs/>
-          <w:sz w:val="36"/>
-          <w:szCs w:val="32"/>
-          <w:cs/>
-        </w:rPr>
-        <w:t>ประโยชน์ที่ได้รับ</w:t>
-      </w:r>
-    </w:p>
-    <w:p>
-      <w:pPr>
-        <w:spacing w:after="0"/>
-        <w:ind w:firstLine="0"/>
-        <w:rPr>
-          <w:rFonts w:cs="Cordia New"/>
-        </w:rPr>
-      </w:pPr>
-      <w:r>
-        <w:rPr>
-          <w:rFonts w:cs="Cordia New"/>
-        </w:rPr>
-        <w:tab/>
-      </w:r>
-      <w:r>
-        <w:rPr>
-          <w:rFonts w:cs="Cordia New"/>
-        </w:rPr>
-        <w:t xml:space="preserve">1.6.1 </w:t>
-      </w:r>
-      <w:r>
-        <w:rPr>
-          <w:rFonts w:cs="Cordia New"/>
-          <w:cs/>
-        </w:rPr>
-        <w:t>ประชาชนสามารถสอบถามข้อมูลจากหลายหน่วยงานภาครัฐได้ผ่านจุดเดียว โดยไม่ต้องเข้าเว็บไซต์แต่ละหน่วยงานแยกกัน</w:t>
-      </w:r>
-    </w:p>
-    <w:p>
-      <w:pPr>
-        <w:spacing w:after="0"/>
-        <w:ind w:firstLine="720"/>
-        <w:rPr>
-          <w:rFonts w:cs="Cordia New"/>
-        </w:rPr>
-      </w:pPr>
-      <w:r>
-        <w:rPr>
-          <w:rFonts w:cs="Cordia New"/>
-        </w:rPr>
-        <w:t xml:space="preserve">1.6.2 </w:t>
-      </w:r>
-      <w:r>
-        <w:rPr>
-          <w:rFonts w:cs="Cordia New"/>
-          <w:cs/>
-        </w:rPr>
-        <w:t>ลดภาระงานของเจ้าหน้าที่ในการตอบคำถามที่ซ้ำ ๆ จากประชาชน</w:t>
-      </w:r>
-    </w:p>
-    <w:p>
-      <w:pPr>
-        <w:spacing w:after="0"/>
-        <w:ind w:firstLine="720"/>
-        <w:rPr>
-          <w:rFonts w:cs="Cordia New"/>
-        </w:rPr>
-      </w:pPr>
-      <w:r>
-        <w:rPr>
-          <w:rFonts w:cs="Cordia New"/>
-        </w:rPr>
-        <w:t xml:space="preserve">1.6.3 </w:t>
-      </w:r>
-      <w:r>
-        <w:rPr>
-          <w:rFonts w:cs="Cordia New"/>
-          <w:cs/>
-        </w:rPr>
-        <w:t xml:space="preserve">หน่วยงานภาครัฐสามารถวิเคราะห์ความต้องการของประชาชนผ่าน </w:t>
-      </w:r>
-      <w:r>
-        <w:rPr>
-          <w:rFonts w:cs="Cordia New"/>
-        </w:rPr>
-        <w:t xml:space="preserve">Dashboard </w:t>
-      </w:r>
-      <w:r>
-        <w:rPr>
-          <w:rFonts w:cs="Cordia New"/>
-          <w:cs/>
-        </w:rPr>
-        <w:t xml:space="preserve">และ </w:t>
-      </w:r>
-      <w:r>
-        <w:rPr>
-          <w:rFonts w:cs="Cordia New"/>
-        </w:rPr>
-        <w:t>Feedback Analytics</w:t>
-      </w:r>
-    </w:p>
-    <w:p>
-      <w:pPr>
-        <w:spacing w:after="0"/>
-        <w:ind w:firstLine="720"/>
-        <w:rPr>
-          <w:rFonts w:cs="Cordia New"/>
-        </w:rPr>
-      </w:pPr>
-      <w:r>
-        <w:rPr>
-          <w:rFonts w:cs="Cordia New"/>
-        </w:rPr>
-        <w:t xml:space="preserve">1.6.4 </w:t>
-      </w:r>
-      <w:r>
-        <w:rPr>
-          <w:rFonts w:cs="Cordia New"/>
-          <w:cs/>
-        </w:rPr>
-        <w:t>เป็นต้นแบบ (</w:t>
-      </w:r>
-      <w:r>
-        <w:rPr>
-          <w:rFonts w:cs="Cordia New"/>
-        </w:rPr>
-        <w:t xml:space="preserve">Prototype) </w:t>
-      </w:r>
-      <w:r>
-        <w:rPr>
-          <w:rFonts w:cs="Cordia New"/>
-          <w:cs/>
-        </w:rPr>
-        <w:t xml:space="preserve">ของระบบ </w:t>
-      </w:r>
-      <w:r>
-        <w:rPr>
-          <w:rFonts w:cs="Cordia New"/>
-        </w:rPr>
-        <w:t xml:space="preserve">AI Chatbot </w:t>
-      </w:r>
-      <w:r>
-        <w:rPr>
-          <w:rFonts w:cs="Cordia New"/>
-          <w:cs/>
-        </w:rPr>
-        <w:t>ภาครัฐที่สามารถต่อยอดเพื่อใช้งานจริงได้ในอนาคต</w:t>
-      </w:r>
-    </w:p>
-    <w:p>
-      <w:pPr>
-        <w:spacing w:after="0"/>
-        <w:ind w:firstLine="720"/>
-        <w:rPr>
-          <w:rFonts w:cs="Cordia New"/>
-        </w:rPr>
-      </w:pPr>
-      <w:r>
-        <w:rPr>
-          <w:rFonts w:cs="Cordia New"/>
-        </w:rPr>
-        <w:t xml:space="preserve">1.6.5 </w:t>
-      </w:r>
-      <w:r>
-        <w:rPr>
-          <w:rFonts w:cs="Cordia New"/>
-          <w:cs/>
-        </w:rPr>
-        <w:t xml:space="preserve">ได้เรียนรู้และประยุกต์ใช้เทคโนโลยีสมัยใหม่ ได้แก่ </w:t>
-      </w:r>
-      <w:proofErr w:type="spellStart"/>
-      <w:r>
-        <w:rPr>
-          <w:rFonts w:cs="Cordia New"/>
-        </w:rPr>
-        <w:t>LangGraph</w:t>
-      </w:r>
-      <w:proofErr w:type="spellEnd"/>
-      <w:r>
-        <w:rPr>
-          <w:rFonts w:cs="Cordia New"/>
-        </w:rPr>
-        <w:t xml:space="preserve">, MCP Protocol, </w:t>
-      </w:r>
-      <w:proofErr w:type="spellStart"/>
-      <w:r>
-        <w:rPr>
-          <w:rFonts w:cs="Cordia New"/>
-        </w:rPr>
-        <w:t>FastAPI</w:t>
-      </w:r>
-      <w:proofErr w:type="spellEnd"/>
-      <w:r>
-        <w:rPr>
-          <w:rFonts w:cs="Cordia New"/>
-        </w:rPr>
-        <w:t>, React with TypeScript</w:t>
-      </w:r>
-    </w:p>
-    <w:p>
-      <w:pPr>
-        <w:spacing w:after="0"/>
-        <w:ind w:firstLine="0"/>
-        <w:rPr>
-          <w:rFonts w:cs="Cordia New"/>
-          <w:b/>
-          <w:bCs/>
-          <w:sz w:val="36"/>
-          <w:szCs w:val="32"/>
-        </w:rPr>
-      </w:pPr>
-      <w:r>
-        <w:rPr>
-          <w:rFonts w:cs="Cordia New"/>
-          <w:b/>
-          <w:bCs/>
-          <w:sz w:val="36"/>
-          <w:szCs w:val="32"/>
-        </w:rPr>
-        <w:t xml:space="preserve">1.7 </w:t>
-      </w:r>
-      <w:r>
-        <w:rPr>
-          <w:rFonts w:cs="Cordia New"/>
-          <w:b/>
-          <w:bCs/>
-          <w:sz w:val="36"/>
-          <w:szCs w:val="32"/>
-          <w:cs/>
-        </w:rPr>
-        <w:t>นิยามศัพท์เฉพาะ</w:t>
-      </w:r>
-    </w:p>
-    <w:p>
-      <w:pPr>
-        <w:spacing w:after="0"/>
-        <w:ind w:firstLine="720"/>
-        <w:rPr>
-          <w:rFonts w:cs="Cordia New"/>
-        </w:rPr>
-      </w:pPr>
-      <w:r>
-        <w:rPr>
-          <w:rFonts w:cs="Cordia New"/>
-        </w:rPr>
-        <w:t>AI Chatbot</w:t>
-      </w:r>
-      <w:r>
-        <w:rPr>
-          <w:rFonts w:cs="Cordia New"/>
-        </w:rPr>
-        <w:t xml:space="preserve"> </w:t>
-      </w:r>
-      <w:r>
-        <w:rPr>
-          <w:rFonts w:cs="Cordia New"/>
-          <w:cs/>
-        </w:rPr>
-        <w:t>โปรแกรมที่ใช้ปัญญาประดิษฐ์ในการสนทนาและตอบคำถามกับมนุษย์ผ่านข้อความ</w:t>
-      </w:r>
-    </w:p>
-    <w:p>
-      <w:pPr>
-        <w:spacing w:after="0"/>
-        <w:ind w:firstLine="720"/>
-        <w:rPr>
-          <w:rFonts w:cs="Cordia New"/>
-        </w:rPr>
-      </w:pPr>
-      <w:r>
-        <w:rPr>
-          <w:rFonts w:cs="Cordia New"/>
-        </w:rPr>
-        <w:t>LLM (Large Language Model)</w:t>
-      </w:r>
-      <w:r>
-        <w:rPr>
-          <w:rFonts w:cs="Cordia New"/>
-        </w:rPr>
-        <w:t xml:space="preserve"> </w:t>
-      </w:r>
-      <w:r>
-        <w:rPr>
-          <w:rFonts w:cs="Cordia New"/>
-          <w:cs/>
-        </w:rPr>
-        <w:t>โมเดลภาษาขนาดใหญ่ที่ถูกฝึกด้วยข้อมูลจำนวนมหาศาล สามารถเข้าใจและสร้างข้อความภาษาธรรมชาติได้</w:t>
-      </w:r>
-    </w:p>
-    <w:p>
-      <w:pPr>
-        <w:spacing w:after="0"/>
-        <w:ind w:firstLine="720"/>
-        <w:rPr>
-          <w:rFonts w:cs="Cordia New"/>
-        </w:rPr>
-      </w:pPr>
-      <w:r>
-        <w:rPr>
-          <w:rFonts w:cs="Cordia New"/>
-        </w:rPr>
-        <w:t>Multi-Agent System</w:t>
-      </w:r>
-      <w:r>
-        <w:rPr>
-          <w:rFonts w:cs="Cordia New"/>
-        </w:rPr>
-        <w:t xml:space="preserve"> </w:t>
-      </w:r>
-      <w:r>
-        <w:rPr>
-          <w:rFonts w:cs="Cordia New"/>
-          <w:cs/>
-        </w:rPr>
-        <w:t xml:space="preserve">ระบบที่ประกอบด้วย </w:t>
-      </w:r>
-      <w:r>
-        <w:rPr>
-          <w:rFonts w:cs="Cordia New"/>
-        </w:rPr>
-        <w:t xml:space="preserve">Agent </w:t>
-      </w:r>
-      <w:r>
-        <w:rPr>
-          <w:rFonts w:cs="Cordia New"/>
-          <w:cs/>
-        </w:rPr>
-        <w:t>หลายตัวทำงานร่วมกัน แต่ละตัวมีหน้าที่เฉพาะทาง</w:t>
-      </w:r>
-    </w:p>
-    <w:p>
-      <w:pPr>
-        <w:spacing w:after="0"/>
-        <w:ind w:firstLine="720"/>
-        <w:rPr>
-          <w:rFonts w:cs="Cordia New"/>
-        </w:rPr>
-      </w:pPr>
-      <w:r>
-        <w:rPr>
-          <w:rFonts w:cs="Cordia New"/>
-        </w:rPr>
-        <w:t>MCP (Model Context Protocol)</w:t>
-      </w:r>
-      <w:r>
-        <w:rPr>
-          <w:rFonts w:cs="Cordia New"/>
-        </w:rPr>
-        <w:t xml:space="preserve"> </w:t>
-      </w:r>
-      <w:r>
-        <w:rPr>
-          <w:rFonts w:cs="Cordia New"/>
-          <w:cs/>
-        </w:rPr>
-        <w:t xml:space="preserve">โปรโตคอลมาตรฐานสำหรับการเชื่อมต่อ </w:t>
-      </w:r>
-      <w:r>
-        <w:rPr>
-          <w:rFonts w:cs="Cordia New"/>
-        </w:rPr>
-        <w:t xml:space="preserve">LLM </w:t>
-      </w:r>
-      <w:r>
-        <w:rPr>
-          <w:rFonts w:cs="Cordia New"/>
-          <w:cs/>
-        </w:rPr>
-        <w:t xml:space="preserve">กับแหล่งข้อมูลภายนอก พัฒนาโดย </w:t>
-      </w:r>
-      <w:r>
-        <w:rPr>
-          <w:rFonts w:cs="Cordia New"/>
-        </w:rPr>
-        <w:t>Anthropic</w:t>
-      </w:r>
-    </w:p>
-    <w:p>
-      <w:pPr>
-        <w:spacing w:after="0"/>
-        <w:ind w:firstLine="720"/>
-        <w:rPr>
-          <w:rFonts w:cs="Cordia New"/>
-        </w:rPr>
-      </w:pPr>
-      <w:r>
-        <w:rPr>
-          <w:rFonts w:cs="Cordia New"/>
-        </w:rPr>
-        <w:t>A2A (Agent-to-Agent)</w:t>
-      </w:r>
-      <w:r>
-        <w:rPr>
-          <w:rFonts w:cs="Cordia New"/>
-        </w:rPr>
-        <w:t xml:space="preserve"> </w:t>
-      </w:r>
-      <w:r>
-        <w:rPr>
-          <w:rFonts w:cs="Cordia New"/>
-          <w:cs/>
-        </w:rPr>
-        <w:t xml:space="preserve">โปรโตคอลสำหรับการสื่อสารระหว่าง </w:t>
-      </w:r>
-      <w:r>
-        <w:rPr>
-          <w:rFonts w:cs="Cordia New"/>
-        </w:rPr>
-        <w:t xml:space="preserve">AI Agent </w:t>
-      </w:r>
-      <w:r>
-        <w:rPr>
-          <w:rFonts w:cs="Cordia New"/>
-          <w:cs/>
-        </w:rPr>
-        <w:t xml:space="preserve">ต่าง ๆ พัฒนาโดย </w:t>
-      </w:r>
-      <w:r>
-        <w:rPr>
-          <w:rFonts w:cs="Cordia New"/>
-        </w:rPr>
-        <w:t>Google</w:t>
-      </w:r>
-    </w:p>
-    <w:p>
-      <w:pPr>
-        <w:spacing w:after="0"/>
-        <w:ind w:firstLine="720"/>
-        <w:rPr>
-          <w:rFonts w:cs="Cordia New"/>
-        </w:rPr>
-      </w:pPr>
-      <w:proofErr w:type="spellStart"/>
-      <w:r>
-        <w:rPr>
-          <w:rFonts w:cs="Cordia New"/>
-        </w:rPr>
-        <w:t>LangGraph</w:t>
-      </w:r>
-      <w:proofErr w:type="spellEnd"/>
-      <w:r>
-        <w:rPr>
-          <w:rFonts w:cs="Cordia New"/>
-        </w:rPr>
-        <w:t xml:space="preserve"> </w:t>
-      </w:r>
-      <w:r>
-        <w:rPr>
-          <w:rFonts w:cs="Cordia New"/>
-        </w:rPr>
-        <w:t>Framework</w:t>
-      </w:r>
-      <w:r>
-        <w:rPr>
-          <w:rFonts w:cs="Cordia New"/>
-        </w:rPr>
-        <w:t xml:space="preserve"> </w:t>
-      </w:r>
-      <w:r>
-        <w:rPr>
-          <w:rFonts w:cs="Cordia New"/>
-          <w:cs/>
-        </w:rPr>
-        <w:t xml:space="preserve">สำหรับสร้าง </w:t>
-      </w:r>
-      <w:r>
-        <w:rPr>
-          <w:rFonts w:cs="Cordia New"/>
-        </w:rPr>
-        <w:t xml:space="preserve">Multi-Agent Workflow </w:t>
-      </w:r>
-      <w:r>
-        <w:rPr>
-          <w:rFonts w:cs="Cordia New"/>
-          <w:cs/>
-        </w:rPr>
-        <w:t xml:space="preserve">ที่ซับซ้อน สร้างบน </w:t>
-      </w:r>
-      <w:proofErr w:type="spellStart"/>
-      <w:r>
-        <w:rPr>
-          <w:rFonts w:cs="Cordia New"/>
-        </w:rPr>
-        <w:t>LangChain</w:t>
-      </w:r>
-      <w:proofErr w:type="spellEnd"/>
-    </w:p>
-    <w:p>
-      <w:pPr>
-        <w:spacing w:after="0"/>
-        <w:ind w:firstLine="720"/>
-        <w:rPr>
-          <w:rFonts w:cs="Cordia New"/>
-        </w:rPr>
-      </w:pPr>
-      <w:proofErr w:type="spellStart"/>
-      <w:r>
-        <w:rPr>
-          <w:rFonts w:cs="Cordia New"/>
-        </w:rPr>
-        <w:t>FastAPI</w:t>
-      </w:r>
-      <w:proofErr w:type="spellEnd"/>
-      <w:r>
-        <w:rPr>
-          <w:rFonts w:cs="Cordia New"/>
-        </w:rPr>
-        <w:tab/>
-      </w:r>
-      <w:r>
-        <w:rPr>
-          <w:rFonts w:cs="Cordia New"/>
-        </w:rPr>
-        <w:t xml:space="preserve"> </w:t>
-      </w:r>
-      <w:r>
-        <w:rPr>
-          <w:rFonts w:cs="Cordia New"/>
-        </w:rPr>
-        <w:t>Web Framework</w:t>
-      </w:r>
-      <w:r>
-        <w:rPr>
-          <w:rFonts w:cs="Cordia New"/>
-        </w:rPr>
-        <w:t xml:space="preserve"> </w:t>
-      </w:r>
-      <w:r>
-        <w:rPr>
-          <w:rFonts w:cs="Cordia New"/>
-          <w:cs/>
-        </w:rPr>
-        <w:t xml:space="preserve">ของ </w:t>
-      </w:r>
-      <w:r>
-        <w:rPr>
-          <w:rFonts w:cs="Cordia New"/>
-        </w:rPr>
-        <w:t xml:space="preserve">Python </w:t>
-      </w:r>
-      <w:r>
-        <w:rPr>
-          <w:rFonts w:cs="Cordia New"/>
-          <w:cs/>
-        </w:rPr>
-        <w:t xml:space="preserve">ที่รองรับ </w:t>
-      </w:r>
-      <w:r>
-        <w:rPr>
-          <w:rFonts w:cs="Cordia New"/>
-        </w:rPr>
-        <w:t xml:space="preserve">Async </w:t>
-      </w:r>
-      <w:r>
-        <w:rPr>
-          <w:rFonts w:cs="Cordia New"/>
-          <w:cs/>
-        </w:rPr>
-        <w:t xml:space="preserve">และสร้าง </w:t>
-      </w:r>
-      <w:r>
-        <w:rPr>
-          <w:rFonts w:cs="Cordia New"/>
-        </w:rPr>
-        <w:t xml:space="preserve">API </w:t>
-      </w:r>
-      <w:r>
-        <w:rPr>
-          <w:rFonts w:cs="Cordia New"/>
-          <w:cs/>
-        </w:rPr>
-        <w:t>ได้รวดเร็ว</w:t>
-      </w:r>
-    </w:p>
-    <w:p>
-      <w:pPr>
-        <w:spacing w:after="0"/>
-        <w:ind w:firstLine="720"/>
-        <w:rPr>
-          <w:rFonts w:cs="Cordia New"/>
-        </w:rPr>
-      </w:pPr>
-      <w:r>
-        <w:rPr>
-          <w:rFonts w:cs="Cordia New"/>
-        </w:rPr>
-        <w:t>REST API</w:t>
-      </w:r>
-      <w:r>
-        <w:rPr>
-          <w:rFonts w:cs="Cordia New"/>
-        </w:rPr>
-        <w:t xml:space="preserve"> </w:t>
-      </w:r>
-      <w:r>
-        <w:rPr>
-          <w:rFonts w:cs="Cordia New"/>
-          <w:cs/>
-        </w:rPr>
-        <w:t xml:space="preserve">รูปแบบการออกแบบ </w:t>
-      </w:r>
-      <w:r>
-        <w:rPr>
-          <w:rFonts w:cs="Cordia New"/>
-        </w:rPr>
-        <w:t xml:space="preserve">API </w:t>
-      </w:r>
-      <w:r>
-        <w:rPr>
-          <w:rFonts w:cs="Cordia New"/>
-          <w:cs/>
-        </w:rPr>
-        <w:t xml:space="preserve">ตามหลัก </w:t>
-      </w:r>
-      <w:r>
-        <w:rPr>
-          <w:rFonts w:cs="Cordia New"/>
-        </w:rPr>
-        <w:t>Representational State Transfer</w:t>
-      </w:r>
-    </w:p>
-    <w:p>
-      <w:pPr>
-        <w:spacing w:after="0"/>
-        <w:ind w:firstLine="720"/>
-        <w:rPr>
-          <w:rFonts w:cs="Cordia New"/>
-        </w:rPr>
-      </w:pPr>
-      <w:r>
-        <w:rPr>
-          <w:rFonts w:cs="Cordia New"/>
-        </w:rPr>
-        <w:t>JWT (JSON Web Token)</w:t>
-      </w:r>
-      <w:r>
-        <w:rPr>
-          <w:rFonts w:cs="Cordia New"/>
-        </w:rPr>
-        <w:t xml:space="preserve"> </w:t>
-      </w:r>
-      <w:r>
-        <w:rPr>
-          <w:rFonts w:cs="Cordia New"/>
-          <w:cs/>
-        </w:rPr>
-        <w:t xml:space="preserve">มาตรฐานสำหรับการยืนยันตัวตนแบบ </w:t>
-      </w:r>
-      <w:r>
-        <w:rPr>
-          <w:rFonts w:cs="Cordia New"/>
-        </w:rPr>
-        <w:t>Token-based</w:t>
-      </w:r>
-    </w:p>
-    <w:p>
-      <w:pPr>
-        <w:spacing w:after="0"/>
-        <w:ind w:firstLine="720"/>
-        <w:rPr>
-          <w:rFonts w:cs="Cordia New"/>
-        </w:rPr>
-      </w:pPr>
-      <w:r>
-        <w:rPr>
-          <w:rFonts w:cs="Cordia New"/>
-        </w:rPr>
-        <w:t>ORM (Object-Relational Mapping)</w:t>
-      </w:r>
-      <w:r>
-        <w:rPr>
-          <w:rFonts w:cs="Cordia New"/>
-        </w:rPr>
-        <w:t xml:space="preserve"> </w:t>
-      </w:r>
-      <w:r>
-        <w:rPr>
-          <w:rFonts w:cs="Cordia New"/>
-          <w:cs/>
-        </w:rPr>
-        <w:t xml:space="preserve">เทคนิคการแปลงข้อมูลระหว่าง </w:t>
-      </w:r>
-      <w:r>
-        <w:rPr>
-          <w:rFonts w:cs="Cordia New"/>
-        </w:rPr>
-        <w:t xml:space="preserve">Object </w:t>
-      </w:r>
-      <w:r>
-        <w:rPr>
-          <w:rFonts w:cs="Cordia New"/>
-          <w:cs/>
-        </w:rPr>
-        <w:t>ในโปรแกรมกับตารางในฐานข้อมูล</w:t>
-      </w:r>
-    </w:p>
-    <w:p>
-      <w:pPr>
-        <w:spacing w:after="0"/>
-        <w:ind w:firstLine="720"/>
-        <w:rPr>
-          <w:rFonts w:cs="Cordia New"/>
-        </w:rPr>
-      </w:pPr>
-      <w:r>
-        <w:rPr>
-          <w:rFonts w:cs="Cordia New"/>
-        </w:rPr>
-        <w:t>Docker</w:t>
-      </w:r>
-      <w:r>
-        <w:rPr>
-          <w:rFonts w:cs="Cordia New"/>
-        </w:rPr>
-        <w:t xml:space="preserve"> </w:t>
-      </w:r>
-      <w:r>
-        <w:rPr>
-          <w:rFonts w:cs="Cordia New"/>
-          <w:cs/>
-        </w:rPr>
-        <w:t xml:space="preserve">แพลตฟอร์มสำหรับสร้างและรัน </w:t>
-      </w:r>
-      <w:r>
-        <w:rPr>
-          <w:rFonts w:cs="Cordia New"/>
-        </w:rPr>
-        <w:t xml:space="preserve">Container </w:t>
-      </w:r>
-      <w:r>
-        <w:rPr>
-          <w:rFonts w:cs="Cordia New"/>
-          <w:cs/>
-        </w:rPr>
-        <w:t>เพื่อให้แอปพลิเคชันทำงานได้เหมือนกันในทุกสภาพแวดล้อม</w:t>
-      </w:r>
-    </w:p>
-    <w:p>
-      <w:pPr>
-        <w:spacing w:after="0"/>
-        <w:ind w:firstLine="720"/>
-        <w:rPr>
-          <w:rFonts w:cs="Cordia New"/>
-        </w:rPr>
-      </w:pPr>
-      <w:r>
-        <w:rPr>
-          <w:rFonts w:cs="Cordia New"/>
-        </w:rPr>
-        <w:t>Nginx</w:t>
-      </w:r>
-      <w:r>
-        <w:rPr>
-          <w:rFonts w:cs="Cordia New"/>
-        </w:rPr>
-        <w:t xml:space="preserve"> </w:t>
-      </w:r>
-      <w:r>
-        <w:rPr>
-          <w:rFonts w:cs="Cordia New"/>
-        </w:rPr>
-        <w:t xml:space="preserve">Web Server </w:t>
-      </w:r>
-      <w:r>
-        <w:rPr>
-          <w:rFonts w:cs="Cordia New"/>
-          <w:cs/>
-        </w:rPr>
-        <w:t xml:space="preserve">ที่ทำหน้าที่เป็น </w:t>
-      </w:r>
-      <w:r>
-        <w:rPr>
-          <w:rFonts w:cs="Cordia New"/>
-        </w:rPr>
-        <w:t xml:space="preserve">Reverse Proxy </w:t>
-      </w:r>
-      <w:r>
-        <w:rPr>
-          <w:rFonts w:cs="Cordia New"/>
-          <w:cs/>
-        </w:rPr>
-        <w:t xml:space="preserve">ส่งต่อ </w:t>
-      </w:r>
-      <w:r>
-        <w:rPr>
-          <w:rFonts w:cs="Cordia New"/>
-        </w:rPr>
-        <w:t xml:space="preserve">Request </w:t>
-      </w:r>
-      <w:r>
-        <w:rPr>
-          <w:rFonts w:cs="Cordia New"/>
-          <w:cs/>
-        </w:rPr>
-        <w:t xml:space="preserve">ไปยัง </w:t>
-      </w:r>
-      <w:r>
-        <w:rPr>
-          <w:rFonts w:cs="Cordia New"/>
-        </w:rPr>
-        <w:t>Backend</w:t>
-      </w:r>
-    </w:p>
     <w:sectPr>
+      <w:headerReference w:type="default" r:id="rId7"/>
       <w:pgSz w:w="11906" w:h="16838" w:code="9"/>
       <w:pgMar w:top="1418" w:right="1134" w:bottom="1134" w:left="1701" w:header="720" w:footer="720" w:gutter="0"/>
+      <w:pgNumType w:start="1"/>
       <w:cols w:space="720"/>
       <w:docGrid w:linePitch="435"/>
     </w:sectPr>
   </w:body>
 </w:document>
+</file>
+
+<file path=word/endnotes.xml><?xml version="1.0" encoding="utf-8"?>
+<w:endnotes xmlns:wpc="http://schemas.microsoft.com/office/word/2010/wordprocessingCanvas" xmlns:cx="http://schemas.microsoft.com/office/drawing/2014/chartex" xmlns:cx1="http://schemas.microsoft.com/office/drawing/2015/9/8/chartex" xmlns:cx2="http://schemas.microsoft.com/office/drawing/2015/10/21/chartex" xmlns:cx3="http://schemas.microsoft.com/office/drawing/2016/5/9/chartex" xmlns:cx4="http://schemas.microsoft.com/office/drawing/2016/5/10/chartex" xmlns:cx5="http://schemas.microsoft.com/office/drawing/2016/5/11/chartex" xmlns:cx6="http://schemas.microsoft.com/office/drawing/2016/5/12/chartex" xmlns:cx7="http://schemas.microsoft.com/office/drawing/2016/5/13/chartex" xmlns:cx8="http://schemas.microsoft.com/office/drawing/2016/5/14/chartex" xmlns:mc="http://schemas.openxmlformats.org/markup-compatibility/2006" xmlns:aink="http://schemas.microsoft.com/office/drawing/2016/ink" xmlns:am3d="http://schemas.microsoft.com/office/drawing/2017/model3d" xmlns:o="urn:schemas-microsoft-com:office:office" xmlns:oel="http://schemas.microsoft.com/office/2019/extlst" xmlns:r="http://schemas.openxmlformats.org/officeDocument/2006/relationships" xmlns:m="http://schemas.openxmlformats.org/officeDocument/2006/math" xmlns:v="urn:schemas-microsoft-com:vml" xmlns:wp14="http://schemas.microsoft.com/office/word/2010/wordprocessingDrawing" xmlns:wp="http://schemas.openxmlformats.org/drawingml/2006/wordprocessingDrawing" xmlns:w10="urn:schemas-microsoft-com:office:word" xmlns:w="http://schemas.openxmlformats.org/wordprocessingml/2006/main" xmlns:w14="http://schemas.microsoft.com/office/word/2010/wordml" xmlns:w15="http://schemas.microsoft.com/office/word/2012/wordml" xmlns:w16cex="http://schemas.microsoft.com/office/word/2018/wordml/cex" xmlns:w16cid="http://schemas.microsoft.com/office/word/2016/wordml/cid" xmlns:w16="http://schemas.microsoft.com/office/word/2018/wordml" xmlns:w16sdtdh="http://schemas.microsoft.com/office/word/2020/wordml/sdtdatahash" xmlns:w16se="http://schemas.microsoft.com/office/word/2015/wordml/symex" xmlns:wpg="http://schemas.microsoft.com/office/word/2010/wordprocessingGroup" xmlns:wpi="http://schemas.microsoft.com/office/word/2010/wordprocessingInk" xmlns:wne="http://schemas.microsoft.com/office/word/2006/wordml" xmlns:wps="http://schemas.microsoft.com/office/word/2010/wordprocessingShape" mc:Ignorable="w14 w15 w16se w16cid w16 w16cex w16sdtdh wp14">
+  <w:endnote w:type="separator" w:id="-1">
+    <w:p>
+      <w:pPr>
+        <w:spacing w:after="0"/>
+      </w:pPr>
+      <w:r>
+        <w:separator/>
+      </w:r>
+    </w:p>
+  </w:endnote>
+  <w:endnote w:type="continuationSeparator" w:id="0">
+    <w:p>
+      <w:pPr>
+        <w:spacing w:after="0"/>
+      </w:pPr>
+      <w:r>
+        <w:continuationSeparator/>
+      </w:r>
+    </w:p>
+  </w:endnote>
+</w:endnotes>
+</file>
+
+<file path=word/footnotes.xml><?xml version="1.0" encoding="utf-8"?>
+<w:footnotes xmlns:wpc="http://schemas.microsoft.com/office/word/2010/wordprocessingCanvas" xmlns:cx="http://schemas.microsoft.com/office/drawing/2014/chartex" xmlns:cx1="http://schemas.microsoft.com/office/drawing/2015/9/8/chartex" xmlns:cx2="http://schemas.microsoft.com/office/drawing/2015/10/21/chartex" xmlns:cx3="http://schemas.microsoft.com/office/drawing/2016/5/9/chartex" xmlns:cx4="http://schemas.microsoft.com/office/drawing/2016/5/10/chartex" xmlns:cx5="http://schemas.microsoft.com/office/drawing/2016/5/11/chartex" xmlns:cx6="http://schemas.microsoft.com/office/drawing/2016/5/12/chartex" xmlns:cx7="http://schemas.microsoft.com/office/drawing/2016/5/13/chartex" xmlns:cx8="http://schemas.microsoft.com/office/drawing/2016/5/14/chartex" xmlns:mc="http://schemas.openxmlformats.org/markup-compatibility/2006" xmlns:aink="http://schemas.microsoft.com/office/drawing/2016/ink" xmlns:am3d="http://schemas.microsoft.com/office/drawing/2017/model3d" xmlns:o="urn:schemas-microsoft-com:office:office" xmlns:oel="http://schemas.microsoft.com/office/2019/extlst" xmlns:r="http://schemas.openxmlformats.org/officeDocument/2006/relationships" xmlns:m="http://schemas.openxmlformats.org/officeDocument/2006/math" xmlns:v="urn:schemas-microsoft-com:vml" xmlns:wp14="http://schemas.microsoft.com/office/word/2010/wordprocessingDrawing" xmlns:wp="http://schemas.openxmlformats.org/drawingml/2006/wordprocessingDrawing" xmlns:w10="urn:schemas-microsoft-com:office:word" xmlns:w="http://schemas.openxmlformats.org/wordprocessingml/2006/main" xmlns:w14="http://schemas.microsoft.com/office/word/2010/wordml" xmlns:w15="http://schemas.microsoft.com/office/word/2012/wordml" xmlns:w16cex="http://schemas.microsoft.com/office/word/2018/wordml/cex" xmlns:w16cid="http://schemas.microsoft.com/office/word/2016/wordml/cid" xmlns:w16="http://schemas.microsoft.com/office/word/2018/wordml" xmlns:w16sdtdh="http://schemas.microsoft.com/office/word/2020/wordml/sdtdatahash" xmlns:w16se="http://schemas.microsoft.com/office/word/2015/wordml/symex" xmlns:wpg="http://schemas.microsoft.com/office/word/2010/wordprocessingGroup" xmlns:wpi="http://schemas.microsoft.com/office/word/2010/wordprocessingInk" xmlns:wne="http://schemas.microsoft.com/office/word/2006/wordml" xmlns:wps="http://schemas.microsoft.com/office/word/2010/wordprocessingShape" mc:Ignorable="w14 w15 w16se w16cid w16 w16cex w16sdtdh wp14">
+  <w:footnote w:type="separator" w:id="-1">
+    <w:p>
+      <w:pPr>
+        <w:spacing w:after="0"/>
+      </w:pPr>
+      <w:r>
+        <w:separator/>
+      </w:r>
+    </w:p>
+  </w:footnote>
+  <w:footnote w:type="continuationSeparator" w:id="0">
+    <w:p>
+      <w:pPr>
+        <w:spacing w:after="0"/>
+      </w:pPr>
+      <w:r>
+        <w:continuationSeparator/>
+      </w:r>
+    </w:p>
+  </w:footnote>
+</w:footnotes>
+</file>
+
+<file path=word/header1.xml><?xml version="1.0" encoding="utf-8"?>
+<w:hdr xmlns:wpc="http://schemas.microsoft.com/office/word/2010/wordprocessingCanvas" xmlns:cx="http://schemas.microsoft.com/office/drawing/2014/chartex" xmlns:cx1="http://schemas.microsoft.com/office/drawing/2015/9/8/chartex" xmlns:cx2="http://schemas.microsoft.com/office/drawing/2015/10/21/chartex" xmlns:cx3="http://schemas.microsoft.com/office/drawing/2016/5/9/chartex" xmlns:cx4="http://schemas.microsoft.com/office/drawing/2016/5/10/chartex" xmlns:cx5="http://schemas.microsoft.com/office/drawing/2016/5/11/chartex" xmlns:cx6="http://schemas.microsoft.com/office/drawing/2016/5/12/chartex" xmlns:cx7="http://schemas.microsoft.com/office/drawing/2016/5/13/chartex" xmlns:cx8="http://schemas.microsoft.com/office/drawing/2016/5/14/chartex" xmlns:mc="http://schemas.openxmlformats.org/markup-compatibility/2006" xmlns:aink="http://schemas.microsoft.com/office/drawing/2016/ink" xmlns:am3d="http://schemas.microsoft.com/office/drawing/2017/model3d" xmlns:o="urn:schemas-microsoft-com:office:office" xmlns:oel="http://schemas.microsoft.com/office/2019/extlst" xmlns:r="http://schemas.openxmlformats.org/officeDocument/2006/relationships" xmlns:m="http://schemas.openxmlformats.org/officeDocument/2006/math" xmlns:v="urn:schemas-microsoft-com:vml" xmlns:wp14="http://schemas.microsoft.com/office/word/2010/wordprocessingDrawing" xmlns:wp="http://schemas.openxmlformats.org/drawingml/2006/wordprocessingDrawing" xmlns:w10="urn:schemas-microsoft-com:office:word" xmlns:w="http://schemas.openxmlformats.org/wordprocessingml/2006/main" xmlns:w14="http://schemas.microsoft.com/office/word/2010/wordml" xmlns:w15="http://schemas.microsoft.com/office/word/2012/wordml" xmlns:w16cex="http://schemas.microsoft.com/office/word/2018/wordml/cex" xmlns:w16cid="http://schemas.microsoft.com/office/word/2016/wordml/cid" xmlns:w16="http://schemas.microsoft.com/office/word/2018/wordml" xmlns:w16sdtdh="http://schemas.microsoft.com/office/word/2020/wordml/sdtdatahash" xmlns:w16se="http://schemas.microsoft.com/office/word/2015/wordml/symex" xmlns:wpg="http://schemas.microsoft.com/office/word/2010/wordprocessingGroup" xmlns:wpi="http://schemas.microsoft.com/office/word/2010/wordprocessingInk" xmlns:wne="http://schemas.microsoft.com/office/word/2006/wordml" xmlns:wps="http://schemas.microsoft.com/office/word/2010/wordprocessingShape" mc:Ignorable="w14 w15 w16se w16cid w16 w16cex w16sdtdh wp14">
+  <w:sdt>
+    <w:sdtPr>
+      <w:id w:val="2018422130"/>
+      <w:docPartObj>
+        <w:docPartGallery w:val="Page Numbers (Top of Page)"/>
+        <w:docPartUnique/>
+      </w:docPartObj>
+    </w:sdtPr>
+    <w:sdtEndPr>
+      <w:rPr>
+        <w:noProof/>
+      </w:rPr>
+    </w:sdtEndPr>
+    <w:sdtContent>
+      <w:p>
+        <w:pPr>
+          <w:pStyle w:val="Header"/>
+          <w:jc w:val="right"/>
+        </w:pPr>
+        <w:r>
+          <w:fldChar w:fldCharType="begin"/>
+        </w:r>
+        <w:r>
+          <w:instrText xml:space="preserve"> PAGE   \* MERGEFORMAT </w:instrText>
+        </w:r>
+        <w:r>
+          <w:fldChar w:fldCharType="separate"/>
+        </w:r>
+        <w:r>
+          <w:rPr>
+            <w:noProof/>
+          </w:rPr>
+          <w:t>2</w:t>
+        </w:r>
+        <w:r>
+          <w:rPr>
+            <w:noProof/>
+          </w:rPr>
+          <w:fldChar w:fldCharType="end"/>
+        </w:r>
+      </w:p>
+    </w:sdtContent>
+  </w:sdt>
+  <w:p>
+    <w:pPr>
+      <w:pStyle w:val="Header"/>
+    </w:pPr>
+  </w:p>
+</w:hdr>
 </file>
 
 <file path=word/numbering.xml><?xml version="1.0" encoding="utf-8"?>
@@ -5281,18 +5370,19 @@
     <w:link w:val="Heading1Char"/>
     <w:uiPriority w:val="9"/>
     <w:qFormat/>
-    <w:rsid w:val="00E670B8"/>
+    <w:rsid w:val="00017D6A"/>
     <w:pPr>
-      <w:keepNext/>
-      <w:keepLines/>
-      <w:spacing w:before="360" w:after="80"/>
+      <w:spacing w:after="0"/>
+      <w:ind w:firstLine="0"/>
+      <w:jc w:val="center"/>
       <w:outlineLvl w:val="0"/>
     </w:pPr>
     <w:rPr>
-      <w:rFonts w:asciiTheme="majorHAnsi" w:eastAsiaTheme="majorEastAsia" w:hAnsiTheme="majorHAnsi" w:cstheme="majorBidi"/>
-      <w:color w:val="0F4761" w:themeColor="accent1" w:themeShade="BF"/>
+      <w:rFonts w:cs="TH Sarabun New"/>
+      <w:b/>
+      <w:bCs/>
       <w:sz w:val="40"/>
-      <w:szCs w:val="50"/>
+      <w:szCs w:val="40"/>
     </w:rPr>
   </w:style>
   <w:style w:type="paragraph" w:styleId="Heading2">
@@ -5301,20 +5391,20 @@
     <w:next w:val="Normal"/>
     <w:link w:val="Heading2Char"/>
     <w:uiPriority w:val="9"/>
-    <w:semiHidden/>
     <w:unhideWhenUsed/>
     <w:qFormat/>
-    <w:rsid w:val="00E670B8"/>
+    <w:rsid w:val="00B77CF9"/>
     <w:pPr>
-      <w:keepNext/>
-      <w:keepLines/>
-      <w:spacing w:before="160" w:after="80"/>
+      <w:spacing w:after="0"/>
+      <w:ind w:firstLine="0"/>
       <w:outlineLvl w:val="1"/>
     </w:pPr>
     <w:rPr>
-      <w:rFonts w:asciiTheme="majorHAnsi" w:eastAsiaTheme="majorEastAsia" w:hAnsiTheme="majorHAnsi" w:cstheme="majorBidi"/>
-      <w:color w:val="0F4761" w:themeColor="accent1" w:themeShade="BF"/>
-      <w:szCs w:val="40"/>
+      <w:rFonts w:cs="TH Sarabun New"/>
+      <w:b/>
+      <w:bCs/>
+      <w:sz w:val="36"/>
+      <w:szCs w:val="36"/>
     </w:rPr>
   </w:style>
   <w:style w:type="paragraph" w:styleId="Heading3">
@@ -5504,12 +5594,13 @@
     <w:basedOn w:val="DefaultParagraphFont"/>
     <w:link w:val="Heading1"/>
     <w:uiPriority w:val="9"/>
-    <w:rsid w:val="00E670B8"/>
+    <w:rsid w:val="00017D6A"/>
     <w:rPr>
-      <w:rFonts w:asciiTheme="majorHAnsi" w:eastAsiaTheme="majorEastAsia" w:hAnsiTheme="majorHAnsi" w:cstheme="majorBidi"/>
-      <w:color w:val="0F4761" w:themeColor="accent1" w:themeShade="BF"/>
+      <w:rFonts w:ascii="TH Sarabun New" w:hAnsi="TH Sarabun New" w:cs="TH Sarabun New"/>
+      <w:b/>
+      <w:bCs/>
       <w:sz w:val="40"/>
-      <w:szCs w:val="50"/>
+      <w:szCs w:val="40"/>
     </w:rPr>
   </w:style>
   <w:style w:type="character" w:customStyle="1" w:styleId="Heading2Char">
@@ -5517,13 +5608,13 @@
     <w:basedOn w:val="DefaultParagraphFont"/>
     <w:link w:val="Heading2"/>
     <w:uiPriority w:val="9"/>
-    <w:semiHidden/>
-    <w:rsid w:val="00E670B8"/>
+    <w:rsid w:val="00B77CF9"/>
     <w:rPr>
-      <w:rFonts w:asciiTheme="majorHAnsi" w:eastAsiaTheme="majorEastAsia" w:hAnsiTheme="majorHAnsi" w:cstheme="majorBidi"/>
-      <w:color w:val="0F4761" w:themeColor="accent1" w:themeShade="BF"/>
-      <w:sz w:val="32"/>
-      <w:szCs w:val="40"/>
+      <w:rFonts w:ascii="TH Sarabun New" w:hAnsi="TH Sarabun New" w:cs="TH Sarabun New"/>
+      <w:b/>
+      <w:bCs/>
+      <w:sz w:val="36"/>
+      <w:szCs w:val="36"/>
     </w:rPr>
   </w:style>
   <w:style w:type="character" w:customStyle="1" w:styleId="Heading3Char">
@@ -5806,6 +5897,58 @@
         <w:insideV w:val="single" w:sz="4" w:space="0" w:color="auto"/>
       </w:tblBorders>
     </w:tblPr>
+  </w:style>
+  <w:style w:type="paragraph" w:styleId="Header">
+    <w:name w:val="header"/>
+    <w:basedOn w:val="Normal"/>
+    <w:link w:val="HeaderChar"/>
+    <w:uiPriority w:val="99"/>
+    <w:unhideWhenUsed/>
+    <w:rsid w:val="00017D6A"/>
+    <w:pPr>
+      <w:tabs>
+        <w:tab w:val="center" w:pos="4680"/>
+        <w:tab w:val="right" w:pos="9360"/>
+      </w:tabs>
+      <w:spacing w:after="0"/>
+    </w:pPr>
+  </w:style>
+  <w:style w:type="character" w:customStyle="1" w:styleId="HeaderChar">
+    <w:name w:val="Header Char"/>
+    <w:basedOn w:val="DefaultParagraphFont"/>
+    <w:link w:val="Header"/>
+    <w:uiPriority w:val="99"/>
+    <w:rsid w:val="00017D6A"/>
+    <w:rPr>
+      <w:rFonts w:ascii="TH Sarabun New" w:hAnsi="TH Sarabun New"/>
+      <w:sz w:val="32"/>
+    </w:rPr>
+  </w:style>
+  <w:style w:type="paragraph" w:styleId="Footer">
+    <w:name w:val="footer"/>
+    <w:basedOn w:val="Normal"/>
+    <w:link w:val="FooterChar"/>
+    <w:uiPriority w:val="99"/>
+    <w:unhideWhenUsed/>
+    <w:rsid w:val="00017D6A"/>
+    <w:pPr>
+      <w:tabs>
+        <w:tab w:val="center" w:pos="4680"/>
+        <w:tab w:val="right" w:pos="9360"/>
+      </w:tabs>
+      <w:spacing w:after="0"/>
+    </w:pPr>
+  </w:style>
+  <w:style w:type="character" w:customStyle="1" w:styleId="FooterChar">
+    <w:name w:val="Footer Char"/>
+    <w:basedOn w:val="DefaultParagraphFont"/>
+    <w:link w:val="Footer"/>
+    <w:uiPriority w:val="99"/>
+    <w:rsid w:val="00017D6A"/>
+    <w:rPr>
+      <w:rFonts w:ascii="TH Sarabun New" w:hAnsi="TH Sarabun New"/>
+      <w:sz w:val="32"/>
+    </w:rPr>
   </w:style>
 </w:styles>
 </file>
